--- a/03-Communication-and-Teamwork/Meetings/Minutes/Team-Meetings/Meeting Minutes 2025-03-20 (Team).docx
+++ b/03-Communication-and-Teamwork/Meetings/Minutes/Team-Meetings/Meeting Minutes 2025-03-20 (Team).docx
@@ -30,12 +30,12 @@
         <w:tblW w:w="9990" w:type="dxa"/>
         <w:tblInd w:w="108" w:type="dxa"/>
         <w:tblBorders>
-          <w:top w:val="single" w:sz="4" w:space="0" w:color="auto"/>
-          <w:left w:val="single" w:sz="4" w:space="0" w:color="auto"/>
-          <w:bottom w:val="single" w:sz="4" w:space="0" w:color="auto"/>
-          <w:right w:val="single" w:sz="4" w:space="0" w:color="auto"/>
-          <w:insideH w:val="single" w:sz="4" w:space="0" w:color="auto"/>
-          <w:insideV w:val="single" w:sz="4" w:space="0" w:color="auto"/>
+          <w:top w:val="single" w:color="auto" w:sz="4" w:space="0"/>
+          <w:left w:val="single" w:color="auto" w:sz="4" w:space="0"/>
+          <w:bottom w:val="single" w:color="auto" w:sz="4" w:space="0"/>
+          <w:right w:val="single" w:color="auto" w:sz="4" w:space="0"/>
+          <w:insideH w:val="single" w:color="auto" w:sz="4" w:space="0"/>
+          <w:insideV w:val="single" w:color="auto" w:sz="4" w:space="0"/>
         </w:tblBorders>
         <w:tblLook w:val="01E0" w:firstRow="1" w:lastRow="1" w:firstColumn="1" w:lastColumn="1" w:noHBand="0" w:noVBand="0"/>
       </w:tblPr>
@@ -540,12 +540,12 @@
         <w:tblW w:w="9990" w:type="dxa"/>
         <w:tblInd w:w="108" w:type="dxa"/>
         <w:tblBorders>
-          <w:top w:val="single" w:sz="4" w:space="0" w:color="auto"/>
-          <w:left w:val="single" w:sz="4" w:space="0" w:color="auto"/>
-          <w:bottom w:val="single" w:sz="4" w:space="0" w:color="auto"/>
-          <w:right w:val="single" w:sz="4" w:space="0" w:color="auto"/>
-          <w:insideH w:val="single" w:sz="4" w:space="0" w:color="auto"/>
-          <w:insideV w:val="single" w:sz="4" w:space="0" w:color="auto"/>
+          <w:top w:val="single" w:color="auto" w:sz="4" w:space="0"/>
+          <w:left w:val="single" w:color="auto" w:sz="4" w:space="0"/>
+          <w:bottom w:val="single" w:color="auto" w:sz="4" w:space="0"/>
+          <w:right w:val="single" w:color="auto" w:sz="4" w:space="0"/>
+          <w:insideH w:val="single" w:color="auto" w:sz="4" w:space="0"/>
+          <w:insideV w:val="single" w:color="auto" w:sz="4" w:space="0"/>
         </w:tblBorders>
         <w:tblLook w:val="01E0" w:firstRow="1" w:lastRow="1" w:firstColumn="1" w:lastColumn="1" w:noHBand="0" w:noVBand="0"/>
       </w:tblPr>
@@ -1065,12 +1065,12 @@
         <w:tblW w:w="9990" w:type="dxa"/>
         <w:tblInd w:w="108" w:type="dxa"/>
         <w:tblBorders>
-          <w:top w:val="single" w:sz="4" w:space="0" w:color="auto"/>
-          <w:left w:val="single" w:sz="4" w:space="0" w:color="auto"/>
-          <w:bottom w:val="single" w:sz="4" w:space="0" w:color="auto"/>
-          <w:right w:val="single" w:sz="4" w:space="0" w:color="auto"/>
-          <w:insideH w:val="single" w:sz="4" w:space="0" w:color="auto"/>
-          <w:insideV w:val="single" w:sz="4" w:space="0" w:color="auto"/>
+          <w:top w:val="single" w:color="auto" w:sz="4" w:space="0"/>
+          <w:left w:val="single" w:color="auto" w:sz="4" w:space="0"/>
+          <w:bottom w:val="single" w:color="auto" w:sz="4" w:space="0"/>
+          <w:right w:val="single" w:color="auto" w:sz="4" w:space="0"/>
+          <w:insideH w:val="single" w:color="auto" w:sz="4" w:space="0"/>
+          <w:insideV w:val="single" w:color="auto" w:sz="4" w:space="0"/>
         </w:tblBorders>
         <w:tblLook w:val="01E0" w:firstRow="1" w:lastRow="1" w:firstColumn="1" w:lastColumn="1" w:noHBand="0" w:noVBand="0"/>
       </w:tblPr>
@@ -1217,12 +1217,12 @@
         <w:tblW w:w="9990" w:type="dxa"/>
         <w:tblInd w:w="108" w:type="dxa"/>
         <w:tblBorders>
-          <w:top w:val="single" w:sz="4" w:space="0" w:color="auto"/>
-          <w:left w:val="single" w:sz="4" w:space="0" w:color="auto"/>
-          <w:bottom w:val="single" w:sz="4" w:space="0" w:color="auto"/>
-          <w:right w:val="single" w:sz="4" w:space="0" w:color="auto"/>
-          <w:insideH w:val="single" w:sz="4" w:space="0" w:color="auto"/>
-          <w:insideV w:val="single" w:sz="4" w:space="0" w:color="auto"/>
+          <w:top w:val="single" w:color="auto" w:sz="4" w:space="0"/>
+          <w:left w:val="single" w:color="auto" w:sz="4" w:space="0"/>
+          <w:bottom w:val="single" w:color="auto" w:sz="4" w:space="0"/>
+          <w:right w:val="single" w:color="auto" w:sz="4" w:space="0"/>
+          <w:insideH w:val="single" w:color="auto" w:sz="4" w:space="0"/>
+          <w:insideV w:val="single" w:color="auto" w:sz="4" w:space="0"/>
         </w:tblBorders>
         <w:tblLook w:val="01E0" w:firstRow="1" w:lastRow="1" w:firstColumn="1" w:lastColumn="1" w:noHBand="0" w:noVBand="0"/>
       </w:tblPr>
@@ -1517,12 +1517,12 @@
         <w:tblW w:w="9990" w:type="dxa"/>
         <w:tblInd w:w="108" w:type="dxa"/>
         <w:tblBorders>
-          <w:top w:val="single" w:sz="4" w:space="0" w:color="auto"/>
-          <w:left w:val="single" w:sz="4" w:space="0" w:color="auto"/>
-          <w:bottom w:val="single" w:sz="4" w:space="0" w:color="auto"/>
-          <w:right w:val="single" w:sz="4" w:space="0" w:color="auto"/>
-          <w:insideH w:val="single" w:sz="4" w:space="0" w:color="auto"/>
-          <w:insideV w:val="single" w:sz="4" w:space="0" w:color="auto"/>
+          <w:top w:val="single" w:color="auto" w:sz="4" w:space="0"/>
+          <w:left w:val="single" w:color="auto" w:sz="4" w:space="0"/>
+          <w:bottom w:val="single" w:color="auto" w:sz="4" w:space="0"/>
+          <w:right w:val="single" w:color="auto" w:sz="4" w:space="0"/>
+          <w:insideH w:val="single" w:color="auto" w:sz="4" w:space="0"/>
+          <w:insideV w:val="single" w:color="auto" w:sz="4" w:space="0"/>
         </w:tblBorders>
         <w:tblLook w:val="01E0" w:firstRow="1" w:lastRow="1" w:firstColumn="1" w:lastColumn="1" w:noHBand="0" w:noVBand="0"/>
       </w:tblPr>
@@ -1537,10 +1537,10 @@
           <w:tcPr>
             <w:tcW w:w="540" w:type="dxa"/>
             <w:tcBorders>
-              <w:top w:val="single" w:sz="4" w:space="0" w:color="auto"/>
-              <w:left w:val="single" w:sz="4" w:space="0" w:color="auto"/>
-              <w:bottom w:val="single" w:sz="4" w:space="0" w:color="auto"/>
-              <w:right w:val="single" w:sz="4" w:space="0" w:color="auto"/>
+              <w:top w:val="single" w:color="auto" w:sz="4" w:space="0"/>
+              <w:left w:val="single" w:color="auto" w:sz="4" w:space="0"/>
+              <w:bottom w:val="single" w:color="auto" w:sz="4" w:space="0"/>
+              <w:right w:val="single" w:color="auto" w:sz="4" w:space="0"/>
             </w:tcBorders>
             <w:shd w:val="clear" w:color="auto" w:fill="D9D9D9"/>
           </w:tcPr>
@@ -1564,10 +1564,10 @@
           <w:tcPr>
             <w:tcW w:w="5400" w:type="dxa"/>
             <w:tcBorders>
-              <w:top w:val="single" w:sz="4" w:space="0" w:color="auto"/>
-              <w:left w:val="single" w:sz="4" w:space="0" w:color="auto"/>
-              <w:bottom w:val="single" w:sz="4" w:space="0" w:color="auto"/>
-              <w:right w:val="single" w:sz="4" w:space="0" w:color="auto"/>
+              <w:top w:val="single" w:color="auto" w:sz="4" w:space="0"/>
+              <w:left w:val="single" w:color="auto" w:sz="4" w:space="0"/>
+              <w:bottom w:val="single" w:color="auto" w:sz="4" w:space="0"/>
+              <w:right w:val="single" w:color="auto" w:sz="4" w:space="0"/>
             </w:tcBorders>
             <w:shd w:val="clear" w:color="auto" w:fill="D9D9D9"/>
           </w:tcPr>
@@ -1591,10 +1591,10 @@
           <w:tcPr>
             <w:tcW w:w="1530" w:type="dxa"/>
             <w:tcBorders>
-              <w:top w:val="single" w:sz="4" w:space="0" w:color="auto"/>
-              <w:left w:val="single" w:sz="4" w:space="0" w:color="auto"/>
-              <w:bottom w:val="single" w:sz="4" w:space="0" w:color="auto"/>
-              <w:right w:val="single" w:sz="4" w:space="0" w:color="auto"/>
+              <w:top w:val="single" w:color="auto" w:sz="4" w:space="0"/>
+              <w:left w:val="single" w:color="auto" w:sz="4" w:space="0"/>
+              <w:bottom w:val="single" w:color="auto" w:sz="4" w:space="0"/>
+              <w:right w:val="single" w:color="auto" w:sz="4" w:space="0"/>
             </w:tcBorders>
             <w:shd w:val="clear" w:color="auto" w:fill="D9D9D9"/>
           </w:tcPr>
@@ -1618,10 +1618,10 @@
           <w:tcPr>
             <w:tcW w:w="2520" w:type="dxa"/>
             <w:tcBorders>
-              <w:top w:val="single" w:sz="4" w:space="0" w:color="auto"/>
-              <w:left w:val="single" w:sz="4" w:space="0" w:color="auto"/>
-              <w:bottom w:val="single" w:sz="4" w:space="0" w:color="auto"/>
-              <w:right w:val="single" w:sz="4" w:space="0" w:color="auto"/>
+              <w:top w:val="single" w:color="auto" w:sz="4" w:space="0"/>
+              <w:left w:val="single" w:color="auto" w:sz="4" w:space="0"/>
+              <w:bottom w:val="single" w:color="auto" w:sz="4" w:space="0"/>
+              <w:right w:val="single" w:color="auto" w:sz="4" w:space="0"/>
             </w:tcBorders>
             <w:shd w:val="clear" w:color="auto" w:fill="D9D9D9"/>
           </w:tcPr>
@@ -1647,10 +1647,10 @@
           <w:tcPr>
             <w:tcW w:w="540" w:type="dxa"/>
             <w:tcBorders>
-              <w:top w:val="single" w:sz="4" w:space="0" w:color="auto"/>
-              <w:left w:val="single" w:sz="4" w:space="0" w:color="auto"/>
-              <w:bottom w:val="single" w:sz="4" w:space="0" w:color="auto"/>
-              <w:right w:val="single" w:sz="4" w:space="0" w:color="auto"/>
+              <w:top w:val="single" w:color="auto" w:sz="4" w:space="0"/>
+              <w:left w:val="single" w:color="auto" w:sz="4" w:space="0"/>
+              <w:bottom w:val="single" w:color="auto" w:sz="4" w:space="0"/>
+              <w:right w:val="single" w:color="auto" w:sz="4" w:space="0"/>
             </w:tcBorders>
           </w:tcPr>
           <w:p>
@@ -1671,10 +1671,10 @@
           <w:tcPr>
             <w:tcW w:w="5400" w:type="dxa"/>
             <w:tcBorders>
-              <w:top w:val="single" w:sz="4" w:space="0" w:color="auto"/>
-              <w:left w:val="single" w:sz="4" w:space="0" w:color="auto"/>
-              <w:bottom w:val="single" w:sz="4" w:space="0" w:color="auto"/>
-              <w:right w:val="single" w:sz="4" w:space="0" w:color="auto"/>
+              <w:top w:val="single" w:color="auto" w:sz="4" w:space="0"/>
+              <w:left w:val="single" w:color="auto" w:sz="4" w:space="0"/>
+              <w:bottom w:val="single" w:color="auto" w:sz="4" w:space="0"/>
+              <w:right w:val="single" w:color="auto" w:sz="4" w:space="0"/>
             </w:tcBorders>
           </w:tcPr>
           <w:p>
@@ -1697,10 +1697,10 @@
           <w:tcPr>
             <w:tcW w:w="1530" w:type="dxa"/>
             <w:tcBorders>
-              <w:top w:val="single" w:sz="4" w:space="0" w:color="auto"/>
-              <w:left w:val="single" w:sz="4" w:space="0" w:color="auto"/>
-              <w:bottom w:val="single" w:sz="4" w:space="0" w:color="auto"/>
-              <w:right w:val="single" w:sz="4" w:space="0" w:color="auto"/>
+              <w:top w:val="single" w:color="auto" w:sz="4" w:space="0"/>
+              <w:left w:val="single" w:color="auto" w:sz="4" w:space="0"/>
+              <w:bottom w:val="single" w:color="auto" w:sz="4" w:space="0"/>
+              <w:right w:val="single" w:color="auto" w:sz="4" w:space="0"/>
             </w:tcBorders>
           </w:tcPr>
           <w:p>
@@ -1723,10 +1723,10 @@
           <w:tcPr>
             <w:tcW w:w="2520" w:type="dxa"/>
             <w:tcBorders>
-              <w:top w:val="single" w:sz="4" w:space="0" w:color="auto"/>
-              <w:left w:val="single" w:sz="4" w:space="0" w:color="auto"/>
-              <w:bottom w:val="single" w:sz="4" w:space="0" w:color="auto"/>
-              <w:right w:val="single" w:sz="4" w:space="0" w:color="auto"/>
+              <w:top w:val="single" w:color="auto" w:sz="4" w:space="0"/>
+              <w:left w:val="single" w:color="auto" w:sz="4" w:space="0"/>
+              <w:bottom w:val="single" w:color="auto" w:sz="4" w:space="0"/>
+              <w:right w:val="single" w:color="auto" w:sz="4" w:space="0"/>
             </w:tcBorders>
           </w:tcPr>
           <w:p>
@@ -1751,10 +1751,10 @@
           <w:tcPr>
             <w:tcW w:w="540" w:type="dxa"/>
             <w:tcBorders>
-              <w:top w:val="single" w:sz="4" w:space="0" w:color="auto"/>
-              <w:left w:val="single" w:sz="4" w:space="0" w:color="auto"/>
-              <w:bottom w:val="single" w:sz="4" w:space="0" w:color="auto"/>
-              <w:right w:val="single" w:sz="4" w:space="0" w:color="auto"/>
+              <w:top w:val="single" w:color="auto" w:sz="4" w:space="0"/>
+              <w:left w:val="single" w:color="auto" w:sz="4" w:space="0"/>
+              <w:bottom w:val="single" w:color="auto" w:sz="4" w:space="0"/>
+              <w:right w:val="single" w:color="auto" w:sz="4" w:space="0"/>
             </w:tcBorders>
           </w:tcPr>
           <w:p>
@@ -1775,10 +1775,10 @@
           <w:tcPr>
             <w:tcW w:w="5400" w:type="dxa"/>
             <w:tcBorders>
-              <w:top w:val="single" w:sz="4" w:space="0" w:color="auto"/>
-              <w:left w:val="single" w:sz="4" w:space="0" w:color="auto"/>
-              <w:bottom w:val="single" w:sz="4" w:space="0" w:color="auto"/>
-              <w:right w:val="single" w:sz="4" w:space="0" w:color="auto"/>
+              <w:top w:val="single" w:color="auto" w:sz="4" w:space="0"/>
+              <w:left w:val="single" w:color="auto" w:sz="4" w:space="0"/>
+              <w:bottom w:val="single" w:color="auto" w:sz="4" w:space="0"/>
+              <w:right w:val="single" w:color="auto" w:sz="4" w:space="0"/>
             </w:tcBorders>
           </w:tcPr>
           <w:p>
@@ -1808,10 +1808,10 @@
           <w:tcPr>
             <w:tcW w:w="1530" w:type="dxa"/>
             <w:tcBorders>
-              <w:top w:val="single" w:sz="4" w:space="0" w:color="auto"/>
-              <w:left w:val="single" w:sz="4" w:space="0" w:color="auto"/>
-              <w:bottom w:val="single" w:sz="4" w:space="0" w:color="auto"/>
-              <w:right w:val="single" w:sz="4" w:space="0" w:color="auto"/>
+              <w:top w:val="single" w:color="auto" w:sz="4" w:space="0"/>
+              <w:left w:val="single" w:color="auto" w:sz="4" w:space="0"/>
+              <w:bottom w:val="single" w:color="auto" w:sz="4" w:space="0"/>
+              <w:right w:val="single" w:color="auto" w:sz="4" w:space="0"/>
             </w:tcBorders>
           </w:tcPr>
           <w:p>
@@ -1834,10 +1834,10 @@
           <w:tcPr>
             <w:tcW w:w="2520" w:type="dxa"/>
             <w:tcBorders>
-              <w:top w:val="single" w:sz="4" w:space="0" w:color="auto"/>
-              <w:left w:val="single" w:sz="4" w:space="0" w:color="auto"/>
-              <w:bottom w:val="single" w:sz="4" w:space="0" w:color="auto"/>
-              <w:right w:val="single" w:sz="4" w:space="0" w:color="auto"/>
+              <w:top w:val="single" w:color="auto" w:sz="4" w:space="0"/>
+              <w:left w:val="single" w:color="auto" w:sz="4" w:space="0"/>
+              <w:bottom w:val="single" w:color="auto" w:sz="4" w:space="0"/>
+              <w:right w:val="single" w:color="auto" w:sz="4" w:space="0"/>
             </w:tcBorders>
           </w:tcPr>
           <w:p>
@@ -1862,10 +1862,10 @@
           <w:tcPr>
             <w:tcW w:w="540" w:type="dxa"/>
             <w:tcBorders>
-              <w:top w:val="single" w:sz="4" w:space="0" w:color="auto"/>
-              <w:left w:val="single" w:sz="4" w:space="0" w:color="auto"/>
-              <w:bottom w:val="single" w:sz="4" w:space="0" w:color="auto"/>
-              <w:right w:val="single" w:sz="4" w:space="0" w:color="auto"/>
+              <w:top w:val="single" w:color="auto" w:sz="4" w:space="0"/>
+              <w:left w:val="single" w:color="auto" w:sz="4" w:space="0"/>
+              <w:bottom w:val="single" w:color="auto" w:sz="4" w:space="0"/>
+              <w:right w:val="single" w:color="auto" w:sz="4" w:space="0"/>
             </w:tcBorders>
           </w:tcPr>
           <w:p>
@@ -1886,10 +1886,10 @@
           <w:tcPr>
             <w:tcW w:w="5400" w:type="dxa"/>
             <w:tcBorders>
-              <w:top w:val="single" w:sz="4" w:space="0" w:color="auto"/>
-              <w:left w:val="single" w:sz="4" w:space="0" w:color="auto"/>
-              <w:bottom w:val="single" w:sz="4" w:space="0" w:color="auto"/>
-              <w:right w:val="single" w:sz="4" w:space="0" w:color="auto"/>
+              <w:top w:val="single" w:color="auto" w:sz="4" w:space="0"/>
+              <w:left w:val="single" w:color="auto" w:sz="4" w:space="0"/>
+              <w:bottom w:val="single" w:color="auto" w:sz="4" w:space="0"/>
+              <w:right w:val="single" w:color="auto" w:sz="4" w:space="0"/>
             </w:tcBorders>
           </w:tcPr>
           <w:p>
@@ -1919,10 +1919,10 @@
           <w:tcPr>
             <w:tcW w:w="1530" w:type="dxa"/>
             <w:tcBorders>
-              <w:top w:val="single" w:sz="4" w:space="0" w:color="auto"/>
-              <w:left w:val="single" w:sz="4" w:space="0" w:color="auto"/>
-              <w:bottom w:val="single" w:sz="4" w:space="0" w:color="auto"/>
-              <w:right w:val="single" w:sz="4" w:space="0" w:color="auto"/>
+              <w:top w:val="single" w:color="auto" w:sz="4" w:space="0"/>
+              <w:left w:val="single" w:color="auto" w:sz="4" w:space="0"/>
+              <w:bottom w:val="single" w:color="auto" w:sz="4" w:space="0"/>
+              <w:right w:val="single" w:color="auto" w:sz="4" w:space="0"/>
             </w:tcBorders>
           </w:tcPr>
           <w:p>
@@ -1945,10 +1945,10 @@
           <w:tcPr>
             <w:tcW w:w="2520" w:type="dxa"/>
             <w:tcBorders>
-              <w:top w:val="single" w:sz="4" w:space="0" w:color="auto"/>
-              <w:left w:val="single" w:sz="4" w:space="0" w:color="auto"/>
-              <w:bottom w:val="single" w:sz="4" w:space="0" w:color="auto"/>
-              <w:right w:val="single" w:sz="4" w:space="0" w:color="auto"/>
+              <w:top w:val="single" w:color="auto" w:sz="4" w:space="0"/>
+              <w:left w:val="single" w:color="auto" w:sz="4" w:space="0"/>
+              <w:bottom w:val="single" w:color="auto" w:sz="4" w:space="0"/>
+              <w:right w:val="single" w:color="auto" w:sz="4" w:space="0"/>
             </w:tcBorders>
           </w:tcPr>
           <w:p>
@@ -1973,10 +1973,10 @@
           <w:tcPr>
             <w:tcW w:w="540" w:type="dxa"/>
             <w:tcBorders>
-              <w:top w:val="single" w:sz="4" w:space="0" w:color="auto"/>
-              <w:left w:val="single" w:sz="4" w:space="0" w:color="auto"/>
-              <w:bottom w:val="single" w:sz="4" w:space="0" w:color="auto"/>
-              <w:right w:val="single" w:sz="4" w:space="0" w:color="auto"/>
+              <w:top w:val="single" w:color="auto" w:sz="4" w:space="0"/>
+              <w:left w:val="single" w:color="auto" w:sz="4" w:space="0"/>
+              <w:bottom w:val="single" w:color="auto" w:sz="4" w:space="0"/>
+              <w:right w:val="single" w:color="auto" w:sz="4" w:space="0"/>
             </w:tcBorders>
           </w:tcPr>
           <w:p>
@@ -1997,10 +1997,10 @@
           <w:tcPr>
             <w:tcW w:w="5400" w:type="dxa"/>
             <w:tcBorders>
-              <w:top w:val="single" w:sz="4" w:space="0" w:color="auto"/>
-              <w:left w:val="single" w:sz="4" w:space="0" w:color="auto"/>
-              <w:bottom w:val="single" w:sz="4" w:space="0" w:color="auto"/>
-              <w:right w:val="single" w:sz="4" w:space="0" w:color="auto"/>
+              <w:top w:val="single" w:color="auto" w:sz="4" w:space="0"/>
+              <w:left w:val="single" w:color="auto" w:sz="4" w:space="0"/>
+              <w:bottom w:val="single" w:color="auto" w:sz="4" w:space="0"/>
+              <w:right w:val="single" w:color="auto" w:sz="4" w:space="0"/>
             </w:tcBorders>
           </w:tcPr>
           <w:p>
@@ -2044,10 +2044,10 @@
           <w:tcPr>
             <w:tcW w:w="1530" w:type="dxa"/>
             <w:tcBorders>
-              <w:top w:val="single" w:sz="4" w:space="0" w:color="auto"/>
-              <w:left w:val="single" w:sz="4" w:space="0" w:color="auto"/>
-              <w:bottom w:val="single" w:sz="4" w:space="0" w:color="auto"/>
-              <w:right w:val="single" w:sz="4" w:space="0" w:color="auto"/>
+              <w:top w:val="single" w:color="auto" w:sz="4" w:space="0"/>
+              <w:left w:val="single" w:color="auto" w:sz="4" w:space="0"/>
+              <w:bottom w:val="single" w:color="auto" w:sz="4" w:space="0"/>
+              <w:right w:val="single" w:color="auto" w:sz="4" w:space="0"/>
             </w:tcBorders>
           </w:tcPr>
           <w:p>
@@ -2070,10 +2070,10 @@
           <w:tcPr>
             <w:tcW w:w="2520" w:type="dxa"/>
             <w:tcBorders>
-              <w:top w:val="single" w:sz="4" w:space="0" w:color="auto"/>
-              <w:left w:val="single" w:sz="4" w:space="0" w:color="auto"/>
-              <w:bottom w:val="single" w:sz="4" w:space="0" w:color="auto"/>
-              <w:right w:val="single" w:sz="4" w:space="0" w:color="auto"/>
+              <w:top w:val="single" w:color="auto" w:sz="4" w:space="0"/>
+              <w:left w:val="single" w:color="auto" w:sz="4" w:space="0"/>
+              <w:bottom w:val="single" w:color="auto" w:sz="4" w:space="0"/>
+              <w:right w:val="single" w:color="auto" w:sz="4" w:space="0"/>
             </w:tcBorders>
           </w:tcPr>
           <w:p>
@@ -2098,10 +2098,10 @@
           <w:tcPr>
             <w:tcW w:w="540" w:type="dxa"/>
             <w:tcBorders>
-              <w:top w:val="single" w:sz="4" w:space="0" w:color="auto"/>
-              <w:left w:val="single" w:sz="4" w:space="0" w:color="auto"/>
-              <w:bottom w:val="single" w:sz="4" w:space="0" w:color="auto"/>
-              <w:right w:val="single" w:sz="4" w:space="0" w:color="auto"/>
+              <w:top w:val="single" w:color="auto" w:sz="4" w:space="0"/>
+              <w:left w:val="single" w:color="auto" w:sz="4" w:space="0"/>
+              <w:bottom w:val="single" w:color="auto" w:sz="4" w:space="0"/>
+              <w:right w:val="single" w:color="auto" w:sz="4" w:space="0"/>
             </w:tcBorders>
           </w:tcPr>
           <w:p>
@@ -2122,10 +2122,10 @@
           <w:tcPr>
             <w:tcW w:w="5400" w:type="dxa"/>
             <w:tcBorders>
-              <w:top w:val="single" w:sz="4" w:space="0" w:color="auto"/>
-              <w:left w:val="single" w:sz="4" w:space="0" w:color="auto"/>
-              <w:bottom w:val="single" w:sz="4" w:space="0" w:color="auto"/>
-              <w:right w:val="single" w:sz="4" w:space="0" w:color="auto"/>
+              <w:top w:val="single" w:color="auto" w:sz="4" w:space="0"/>
+              <w:left w:val="single" w:color="auto" w:sz="4" w:space="0"/>
+              <w:bottom w:val="single" w:color="auto" w:sz="4" w:space="0"/>
+              <w:right w:val="single" w:color="auto" w:sz="4" w:space="0"/>
             </w:tcBorders>
           </w:tcPr>
           <w:p>
@@ -2155,10 +2155,10 @@
           <w:tcPr>
             <w:tcW w:w="1530" w:type="dxa"/>
             <w:tcBorders>
-              <w:top w:val="single" w:sz="4" w:space="0" w:color="auto"/>
-              <w:left w:val="single" w:sz="4" w:space="0" w:color="auto"/>
-              <w:bottom w:val="single" w:sz="4" w:space="0" w:color="auto"/>
-              <w:right w:val="single" w:sz="4" w:space="0" w:color="auto"/>
+              <w:top w:val="single" w:color="auto" w:sz="4" w:space="0"/>
+              <w:left w:val="single" w:color="auto" w:sz="4" w:space="0"/>
+              <w:bottom w:val="single" w:color="auto" w:sz="4" w:space="0"/>
+              <w:right w:val="single" w:color="auto" w:sz="4" w:space="0"/>
             </w:tcBorders>
           </w:tcPr>
           <w:p>
@@ -2181,10 +2181,10 @@
           <w:tcPr>
             <w:tcW w:w="2520" w:type="dxa"/>
             <w:tcBorders>
-              <w:top w:val="single" w:sz="4" w:space="0" w:color="auto"/>
-              <w:left w:val="single" w:sz="4" w:space="0" w:color="auto"/>
-              <w:bottom w:val="single" w:sz="4" w:space="0" w:color="auto"/>
-              <w:right w:val="single" w:sz="4" w:space="0" w:color="auto"/>
+              <w:top w:val="single" w:color="auto" w:sz="4" w:space="0"/>
+              <w:left w:val="single" w:color="auto" w:sz="4" w:space="0"/>
+              <w:bottom w:val="single" w:color="auto" w:sz="4" w:space="0"/>
+              <w:right w:val="single" w:color="auto" w:sz="4" w:space="0"/>
             </w:tcBorders>
           </w:tcPr>
           <w:p>
@@ -2209,10 +2209,10 @@
           <w:tcPr>
             <w:tcW w:w="540" w:type="dxa"/>
             <w:tcBorders>
-              <w:top w:val="single" w:sz="4" w:space="0" w:color="auto"/>
-              <w:left w:val="single" w:sz="4" w:space="0" w:color="auto"/>
-              <w:bottom w:val="single" w:sz="4" w:space="0" w:color="auto"/>
-              <w:right w:val="single" w:sz="4" w:space="0" w:color="auto"/>
+              <w:top w:val="single" w:color="auto" w:sz="4" w:space="0"/>
+              <w:left w:val="single" w:color="auto" w:sz="4" w:space="0"/>
+              <w:bottom w:val="single" w:color="auto" w:sz="4" w:space="0"/>
+              <w:right w:val="single" w:color="auto" w:sz="4" w:space="0"/>
             </w:tcBorders>
           </w:tcPr>
           <w:p>
@@ -2233,10 +2233,10 @@
           <w:tcPr>
             <w:tcW w:w="5400" w:type="dxa"/>
             <w:tcBorders>
-              <w:top w:val="single" w:sz="4" w:space="0" w:color="auto"/>
-              <w:left w:val="single" w:sz="4" w:space="0" w:color="auto"/>
-              <w:bottom w:val="single" w:sz="4" w:space="0" w:color="auto"/>
-              <w:right w:val="single" w:sz="4" w:space="0" w:color="auto"/>
+              <w:top w:val="single" w:color="auto" w:sz="4" w:space="0"/>
+              <w:left w:val="single" w:color="auto" w:sz="4" w:space="0"/>
+              <w:bottom w:val="single" w:color="auto" w:sz="4" w:space="0"/>
+              <w:right w:val="single" w:color="auto" w:sz="4" w:space="0"/>
             </w:tcBorders>
           </w:tcPr>
           <w:p>
@@ -2273,10 +2273,10 @@
           <w:tcPr>
             <w:tcW w:w="1530" w:type="dxa"/>
             <w:tcBorders>
-              <w:top w:val="single" w:sz="4" w:space="0" w:color="auto"/>
-              <w:left w:val="single" w:sz="4" w:space="0" w:color="auto"/>
-              <w:bottom w:val="single" w:sz="4" w:space="0" w:color="auto"/>
-              <w:right w:val="single" w:sz="4" w:space="0" w:color="auto"/>
+              <w:top w:val="single" w:color="auto" w:sz="4" w:space="0"/>
+              <w:left w:val="single" w:color="auto" w:sz="4" w:space="0"/>
+              <w:bottom w:val="single" w:color="auto" w:sz="4" w:space="0"/>
+              <w:right w:val="single" w:color="auto" w:sz="4" w:space="0"/>
             </w:tcBorders>
           </w:tcPr>
           <w:p>
@@ -2299,10 +2299,10 @@
           <w:tcPr>
             <w:tcW w:w="2520" w:type="dxa"/>
             <w:tcBorders>
-              <w:top w:val="single" w:sz="4" w:space="0" w:color="auto"/>
-              <w:left w:val="single" w:sz="4" w:space="0" w:color="auto"/>
-              <w:bottom w:val="single" w:sz="4" w:space="0" w:color="auto"/>
-              <w:right w:val="single" w:sz="4" w:space="0" w:color="auto"/>
+              <w:top w:val="single" w:color="auto" w:sz="4" w:space="0"/>
+              <w:left w:val="single" w:color="auto" w:sz="4" w:space="0"/>
+              <w:bottom w:val="single" w:color="auto" w:sz="4" w:space="0"/>
+              <w:right w:val="single" w:color="auto" w:sz="4" w:space="0"/>
             </w:tcBorders>
           </w:tcPr>
           <w:p>
@@ -2327,10 +2327,10 @@
           <w:tcPr>
             <w:tcW w:w="540" w:type="dxa"/>
             <w:tcBorders>
-              <w:top w:val="single" w:sz="4" w:space="0" w:color="auto"/>
-              <w:left w:val="single" w:sz="4" w:space="0" w:color="auto"/>
-              <w:bottom w:val="single" w:sz="4" w:space="0" w:color="auto"/>
-              <w:right w:val="single" w:sz="4" w:space="0" w:color="auto"/>
+              <w:top w:val="single" w:color="auto" w:sz="4" w:space="0"/>
+              <w:left w:val="single" w:color="auto" w:sz="4" w:space="0"/>
+              <w:bottom w:val="single" w:color="auto" w:sz="4" w:space="0"/>
+              <w:right w:val="single" w:color="auto" w:sz="4" w:space="0"/>
             </w:tcBorders>
           </w:tcPr>
           <w:p>
@@ -2351,10 +2351,10 @@
           <w:tcPr>
             <w:tcW w:w="5400" w:type="dxa"/>
             <w:tcBorders>
-              <w:top w:val="single" w:sz="4" w:space="0" w:color="auto"/>
-              <w:left w:val="single" w:sz="4" w:space="0" w:color="auto"/>
-              <w:bottom w:val="single" w:sz="4" w:space="0" w:color="auto"/>
-              <w:right w:val="single" w:sz="4" w:space="0" w:color="auto"/>
+              <w:top w:val="single" w:color="auto" w:sz="4" w:space="0"/>
+              <w:left w:val="single" w:color="auto" w:sz="4" w:space="0"/>
+              <w:bottom w:val="single" w:color="auto" w:sz="4" w:space="0"/>
+              <w:right w:val="single" w:color="auto" w:sz="4" w:space="0"/>
             </w:tcBorders>
           </w:tcPr>
           <w:p>
@@ -2384,10 +2384,10 @@
           <w:tcPr>
             <w:tcW w:w="1530" w:type="dxa"/>
             <w:tcBorders>
-              <w:top w:val="single" w:sz="4" w:space="0" w:color="auto"/>
-              <w:left w:val="single" w:sz="4" w:space="0" w:color="auto"/>
-              <w:bottom w:val="single" w:sz="4" w:space="0" w:color="auto"/>
-              <w:right w:val="single" w:sz="4" w:space="0" w:color="auto"/>
+              <w:top w:val="single" w:color="auto" w:sz="4" w:space="0"/>
+              <w:left w:val="single" w:color="auto" w:sz="4" w:space="0"/>
+              <w:bottom w:val="single" w:color="auto" w:sz="4" w:space="0"/>
+              <w:right w:val="single" w:color="auto" w:sz="4" w:space="0"/>
             </w:tcBorders>
           </w:tcPr>
           <w:p>
@@ -2410,10 +2410,10 @@
           <w:tcPr>
             <w:tcW w:w="2520" w:type="dxa"/>
             <w:tcBorders>
-              <w:top w:val="single" w:sz="4" w:space="0" w:color="auto"/>
-              <w:left w:val="single" w:sz="4" w:space="0" w:color="auto"/>
-              <w:bottom w:val="single" w:sz="4" w:space="0" w:color="auto"/>
-              <w:right w:val="single" w:sz="4" w:space="0" w:color="auto"/>
+              <w:top w:val="single" w:color="auto" w:sz="4" w:space="0"/>
+              <w:left w:val="single" w:color="auto" w:sz="4" w:space="0"/>
+              <w:bottom w:val="single" w:color="auto" w:sz="4" w:space="0"/>
+              <w:right w:val="single" w:color="auto" w:sz="4" w:space="0"/>
             </w:tcBorders>
           </w:tcPr>
           <w:p>
@@ -2438,10 +2438,10 @@
           <w:tcPr>
             <w:tcW w:w="540" w:type="dxa"/>
             <w:tcBorders>
-              <w:top w:val="single" w:sz="4" w:space="0" w:color="auto"/>
-              <w:left w:val="single" w:sz="4" w:space="0" w:color="auto"/>
-              <w:bottom w:val="single" w:sz="4" w:space="0" w:color="auto"/>
-              <w:right w:val="single" w:sz="4" w:space="0" w:color="auto"/>
+              <w:top w:val="single" w:color="auto" w:sz="4" w:space="0"/>
+              <w:left w:val="single" w:color="auto" w:sz="4" w:space="0"/>
+              <w:bottom w:val="single" w:color="auto" w:sz="4" w:space="0"/>
+              <w:right w:val="single" w:color="auto" w:sz="4" w:space="0"/>
             </w:tcBorders>
           </w:tcPr>
           <w:p>
@@ -2462,10 +2462,10 @@
           <w:tcPr>
             <w:tcW w:w="5400" w:type="dxa"/>
             <w:tcBorders>
-              <w:top w:val="single" w:sz="4" w:space="0" w:color="auto"/>
-              <w:left w:val="single" w:sz="4" w:space="0" w:color="auto"/>
-              <w:bottom w:val="single" w:sz="4" w:space="0" w:color="auto"/>
-              <w:right w:val="single" w:sz="4" w:space="0" w:color="auto"/>
+              <w:top w:val="single" w:color="auto" w:sz="4" w:space="0"/>
+              <w:left w:val="single" w:color="auto" w:sz="4" w:space="0"/>
+              <w:bottom w:val="single" w:color="auto" w:sz="4" w:space="0"/>
+              <w:right w:val="single" w:color="auto" w:sz="4" w:space="0"/>
             </w:tcBorders>
           </w:tcPr>
           <w:p>
@@ -2509,10 +2509,10 @@
           <w:tcPr>
             <w:tcW w:w="1530" w:type="dxa"/>
             <w:tcBorders>
-              <w:top w:val="single" w:sz="4" w:space="0" w:color="auto"/>
-              <w:left w:val="single" w:sz="4" w:space="0" w:color="auto"/>
-              <w:bottom w:val="single" w:sz="4" w:space="0" w:color="auto"/>
-              <w:right w:val="single" w:sz="4" w:space="0" w:color="auto"/>
+              <w:top w:val="single" w:color="auto" w:sz="4" w:space="0"/>
+              <w:left w:val="single" w:color="auto" w:sz="4" w:space="0"/>
+              <w:bottom w:val="single" w:color="auto" w:sz="4" w:space="0"/>
+              <w:right w:val="single" w:color="auto" w:sz="4" w:space="0"/>
             </w:tcBorders>
           </w:tcPr>
           <w:p>
@@ -2535,10 +2535,10 @@
           <w:tcPr>
             <w:tcW w:w="2520" w:type="dxa"/>
             <w:tcBorders>
-              <w:top w:val="single" w:sz="4" w:space="0" w:color="auto"/>
-              <w:left w:val="single" w:sz="4" w:space="0" w:color="auto"/>
-              <w:bottom w:val="single" w:sz="4" w:space="0" w:color="auto"/>
-              <w:right w:val="single" w:sz="4" w:space="0" w:color="auto"/>
+              <w:top w:val="single" w:color="auto" w:sz="4" w:space="0"/>
+              <w:left w:val="single" w:color="auto" w:sz="4" w:space="0"/>
+              <w:bottom w:val="single" w:color="auto" w:sz="4" w:space="0"/>
+              <w:right w:val="single" w:color="auto" w:sz="4" w:space="0"/>
             </w:tcBorders>
           </w:tcPr>
           <w:p>
@@ -2563,10 +2563,10 @@
           <w:tcPr>
             <w:tcW w:w="540" w:type="dxa"/>
             <w:tcBorders>
-              <w:top w:val="single" w:sz="4" w:space="0" w:color="auto"/>
-              <w:left w:val="single" w:sz="4" w:space="0" w:color="auto"/>
-              <w:bottom w:val="single" w:sz="4" w:space="0" w:color="auto"/>
-              <w:right w:val="single" w:sz="4" w:space="0" w:color="auto"/>
+              <w:top w:val="single" w:color="auto" w:sz="4" w:space="0"/>
+              <w:left w:val="single" w:color="auto" w:sz="4" w:space="0"/>
+              <w:bottom w:val="single" w:color="auto" w:sz="4" w:space="0"/>
+              <w:right w:val="single" w:color="auto" w:sz="4" w:space="0"/>
             </w:tcBorders>
           </w:tcPr>
           <w:p>
@@ -2587,10 +2587,10 @@
           <w:tcPr>
             <w:tcW w:w="5400" w:type="dxa"/>
             <w:tcBorders>
-              <w:top w:val="single" w:sz="4" w:space="0" w:color="auto"/>
-              <w:left w:val="single" w:sz="4" w:space="0" w:color="auto"/>
-              <w:bottom w:val="single" w:sz="4" w:space="0" w:color="auto"/>
-              <w:right w:val="single" w:sz="4" w:space="0" w:color="auto"/>
+              <w:top w:val="single" w:color="auto" w:sz="4" w:space="0"/>
+              <w:left w:val="single" w:color="auto" w:sz="4" w:space="0"/>
+              <w:bottom w:val="single" w:color="auto" w:sz="4" w:space="0"/>
+              <w:right w:val="single" w:color="auto" w:sz="4" w:space="0"/>
             </w:tcBorders>
           </w:tcPr>
           <w:p>
@@ -2620,10 +2620,10 @@
           <w:tcPr>
             <w:tcW w:w="1530" w:type="dxa"/>
             <w:tcBorders>
-              <w:top w:val="single" w:sz="4" w:space="0" w:color="auto"/>
-              <w:left w:val="single" w:sz="4" w:space="0" w:color="auto"/>
-              <w:bottom w:val="single" w:sz="4" w:space="0" w:color="auto"/>
-              <w:right w:val="single" w:sz="4" w:space="0" w:color="auto"/>
+              <w:top w:val="single" w:color="auto" w:sz="4" w:space="0"/>
+              <w:left w:val="single" w:color="auto" w:sz="4" w:space="0"/>
+              <w:bottom w:val="single" w:color="auto" w:sz="4" w:space="0"/>
+              <w:right w:val="single" w:color="auto" w:sz="4" w:space="0"/>
             </w:tcBorders>
           </w:tcPr>
           <w:p>
@@ -2646,10 +2646,10 @@
           <w:tcPr>
             <w:tcW w:w="2520" w:type="dxa"/>
             <w:tcBorders>
-              <w:top w:val="single" w:sz="4" w:space="0" w:color="auto"/>
-              <w:left w:val="single" w:sz="4" w:space="0" w:color="auto"/>
-              <w:bottom w:val="single" w:sz="4" w:space="0" w:color="auto"/>
-              <w:right w:val="single" w:sz="4" w:space="0" w:color="auto"/>
+              <w:top w:val="single" w:color="auto" w:sz="4" w:space="0"/>
+              <w:left w:val="single" w:color="auto" w:sz="4" w:space="0"/>
+              <w:bottom w:val="single" w:color="auto" w:sz="4" w:space="0"/>
+              <w:right w:val="single" w:color="auto" w:sz="4" w:space="0"/>
             </w:tcBorders>
           </w:tcPr>
           <w:p>
@@ -2674,10 +2674,10 @@
           <w:tcPr>
             <w:tcW w:w="540" w:type="dxa"/>
             <w:tcBorders>
-              <w:top w:val="single" w:sz="4" w:space="0" w:color="auto"/>
-              <w:left w:val="single" w:sz="4" w:space="0" w:color="auto"/>
-              <w:bottom w:val="single" w:sz="4" w:space="0" w:color="auto"/>
-              <w:right w:val="single" w:sz="4" w:space="0" w:color="auto"/>
+              <w:top w:val="single" w:color="auto" w:sz="4" w:space="0"/>
+              <w:left w:val="single" w:color="auto" w:sz="4" w:space="0"/>
+              <w:bottom w:val="single" w:color="auto" w:sz="4" w:space="0"/>
+              <w:right w:val="single" w:color="auto" w:sz="4" w:space="0"/>
             </w:tcBorders>
           </w:tcPr>
           <w:p>
@@ -2698,10 +2698,10 @@
           <w:tcPr>
             <w:tcW w:w="5400" w:type="dxa"/>
             <w:tcBorders>
-              <w:top w:val="single" w:sz="4" w:space="0" w:color="auto"/>
-              <w:left w:val="single" w:sz="4" w:space="0" w:color="auto"/>
-              <w:bottom w:val="single" w:sz="4" w:space="0" w:color="auto"/>
-              <w:right w:val="single" w:sz="4" w:space="0" w:color="auto"/>
+              <w:top w:val="single" w:color="auto" w:sz="4" w:space="0"/>
+              <w:left w:val="single" w:color="auto" w:sz="4" w:space="0"/>
+              <w:bottom w:val="single" w:color="auto" w:sz="4" w:space="0"/>
+              <w:right w:val="single" w:color="auto" w:sz="4" w:space="0"/>
             </w:tcBorders>
           </w:tcPr>
           <w:p>
@@ -2731,10 +2731,10 @@
           <w:tcPr>
             <w:tcW w:w="1530" w:type="dxa"/>
             <w:tcBorders>
-              <w:top w:val="single" w:sz="4" w:space="0" w:color="auto"/>
-              <w:left w:val="single" w:sz="4" w:space="0" w:color="auto"/>
-              <w:bottom w:val="single" w:sz="4" w:space="0" w:color="auto"/>
-              <w:right w:val="single" w:sz="4" w:space="0" w:color="auto"/>
+              <w:top w:val="single" w:color="auto" w:sz="4" w:space="0"/>
+              <w:left w:val="single" w:color="auto" w:sz="4" w:space="0"/>
+              <w:bottom w:val="single" w:color="auto" w:sz="4" w:space="0"/>
+              <w:right w:val="single" w:color="auto" w:sz="4" w:space="0"/>
             </w:tcBorders>
           </w:tcPr>
           <w:p>
@@ -2757,10 +2757,10 @@
           <w:tcPr>
             <w:tcW w:w="2520" w:type="dxa"/>
             <w:tcBorders>
-              <w:top w:val="single" w:sz="4" w:space="0" w:color="auto"/>
-              <w:left w:val="single" w:sz="4" w:space="0" w:color="auto"/>
-              <w:bottom w:val="single" w:sz="4" w:space="0" w:color="auto"/>
-              <w:right w:val="single" w:sz="4" w:space="0" w:color="auto"/>
+              <w:top w:val="single" w:color="auto" w:sz="4" w:space="0"/>
+              <w:left w:val="single" w:color="auto" w:sz="4" w:space="0"/>
+              <w:bottom w:val="single" w:color="auto" w:sz="4" w:space="0"/>
+              <w:right w:val="single" w:color="auto" w:sz="4" w:space="0"/>
             </w:tcBorders>
           </w:tcPr>
           <w:p>
@@ -2785,10 +2785,10 @@
           <w:tcPr>
             <w:tcW w:w="540" w:type="dxa"/>
             <w:tcBorders>
-              <w:top w:val="single" w:sz="4" w:space="0" w:color="auto"/>
-              <w:left w:val="single" w:sz="4" w:space="0" w:color="auto"/>
-              <w:bottom w:val="single" w:sz="4" w:space="0" w:color="auto"/>
-              <w:right w:val="single" w:sz="4" w:space="0" w:color="auto"/>
+              <w:top w:val="single" w:color="auto" w:sz="4" w:space="0"/>
+              <w:left w:val="single" w:color="auto" w:sz="4" w:space="0"/>
+              <w:bottom w:val="single" w:color="auto" w:sz="4" w:space="0"/>
+              <w:right w:val="single" w:color="auto" w:sz="4" w:space="0"/>
             </w:tcBorders>
           </w:tcPr>
           <w:p>
@@ -2809,10 +2809,10 @@
           <w:tcPr>
             <w:tcW w:w="5400" w:type="dxa"/>
             <w:tcBorders>
-              <w:top w:val="single" w:sz="4" w:space="0" w:color="auto"/>
-              <w:left w:val="single" w:sz="4" w:space="0" w:color="auto"/>
-              <w:bottom w:val="single" w:sz="4" w:space="0" w:color="auto"/>
-              <w:right w:val="single" w:sz="4" w:space="0" w:color="auto"/>
+              <w:top w:val="single" w:color="auto" w:sz="4" w:space="0"/>
+              <w:left w:val="single" w:color="auto" w:sz="4" w:space="0"/>
+              <w:bottom w:val="single" w:color="auto" w:sz="4" w:space="0"/>
+              <w:right w:val="single" w:color="auto" w:sz="4" w:space="0"/>
             </w:tcBorders>
           </w:tcPr>
           <w:p>
@@ -2835,10 +2835,10 @@
           <w:tcPr>
             <w:tcW w:w="1530" w:type="dxa"/>
             <w:tcBorders>
-              <w:top w:val="single" w:sz="4" w:space="0" w:color="auto"/>
-              <w:left w:val="single" w:sz="4" w:space="0" w:color="auto"/>
-              <w:bottom w:val="single" w:sz="4" w:space="0" w:color="auto"/>
-              <w:right w:val="single" w:sz="4" w:space="0" w:color="auto"/>
+              <w:top w:val="single" w:color="auto" w:sz="4" w:space="0"/>
+              <w:left w:val="single" w:color="auto" w:sz="4" w:space="0"/>
+              <w:bottom w:val="single" w:color="auto" w:sz="4" w:space="0"/>
+              <w:right w:val="single" w:color="auto" w:sz="4" w:space="0"/>
             </w:tcBorders>
           </w:tcPr>
           <w:p>
@@ -2861,10 +2861,10 @@
           <w:tcPr>
             <w:tcW w:w="2520" w:type="dxa"/>
             <w:tcBorders>
-              <w:top w:val="single" w:sz="4" w:space="0" w:color="auto"/>
-              <w:left w:val="single" w:sz="4" w:space="0" w:color="auto"/>
-              <w:bottom w:val="single" w:sz="4" w:space="0" w:color="auto"/>
-              <w:right w:val="single" w:sz="4" w:space="0" w:color="auto"/>
+              <w:top w:val="single" w:color="auto" w:sz="4" w:space="0"/>
+              <w:left w:val="single" w:color="auto" w:sz="4" w:space="0"/>
+              <w:bottom w:val="single" w:color="auto" w:sz="4" w:space="0"/>
+              <w:right w:val="single" w:color="auto" w:sz="4" w:space="0"/>
             </w:tcBorders>
           </w:tcPr>
           <w:p>
@@ -2889,10 +2889,10 @@
           <w:tcPr>
             <w:tcW w:w="540" w:type="dxa"/>
             <w:tcBorders>
-              <w:top w:val="single" w:sz="4" w:space="0" w:color="auto"/>
-              <w:left w:val="single" w:sz="4" w:space="0" w:color="auto"/>
-              <w:bottom w:val="single" w:sz="4" w:space="0" w:color="auto"/>
-              <w:right w:val="single" w:sz="4" w:space="0" w:color="auto"/>
+              <w:top w:val="single" w:color="auto" w:sz="4" w:space="0"/>
+              <w:left w:val="single" w:color="auto" w:sz="4" w:space="0"/>
+              <w:bottom w:val="single" w:color="auto" w:sz="4" w:space="0"/>
+              <w:right w:val="single" w:color="auto" w:sz="4" w:space="0"/>
             </w:tcBorders>
           </w:tcPr>
           <w:p>
@@ -2913,10 +2913,10 @@
           <w:tcPr>
             <w:tcW w:w="5400" w:type="dxa"/>
             <w:tcBorders>
-              <w:top w:val="single" w:sz="4" w:space="0" w:color="auto"/>
-              <w:left w:val="single" w:sz="4" w:space="0" w:color="auto"/>
-              <w:bottom w:val="single" w:sz="4" w:space="0" w:color="auto"/>
-              <w:right w:val="single" w:sz="4" w:space="0" w:color="auto"/>
+              <w:top w:val="single" w:color="auto" w:sz="4" w:space="0"/>
+              <w:left w:val="single" w:color="auto" w:sz="4" w:space="0"/>
+              <w:bottom w:val="single" w:color="auto" w:sz="4" w:space="0"/>
+              <w:right w:val="single" w:color="auto" w:sz="4" w:space="0"/>
             </w:tcBorders>
           </w:tcPr>
           <w:p>
@@ -2939,10 +2939,10 @@
           <w:tcPr>
             <w:tcW w:w="1530" w:type="dxa"/>
             <w:tcBorders>
-              <w:top w:val="single" w:sz="4" w:space="0" w:color="auto"/>
-              <w:left w:val="single" w:sz="4" w:space="0" w:color="auto"/>
-              <w:bottom w:val="single" w:sz="4" w:space="0" w:color="auto"/>
-              <w:right w:val="single" w:sz="4" w:space="0" w:color="auto"/>
+              <w:top w:val="single" w:color="auto" w:sz="4" w:space="0"/>
+              <w:left w:val="single" w:color="auto" w:sz="4" w:space="0"/>
+              <w:bottom w:val="single" w:color="auto" w:sz="4" w:space="0"/>
+              <w:right w:val="single" w:color="auto" w:sz="4" w:space="0"/>
             </w:tcBorders>
           </w:tcPr>
           <w:p>
@@ -2965,10 +2965,10 @@
           <w:tcPr>
             <w:tcW w:w="2520" w:type="dxa"/>
             <w:tcBorders>
-              <w:top w:val="single" w:sz="4" w:space="0" w:color="auto"/>
-              <w:left w:val="single" w:sz="4" w:space="0" w:color="auto"/>
-              <w:bottom w:val="single" w:sz="4" w:space="0" w:color="auto"/>
-              <w:right w:val="single" w:sz="4" w:space="0" w:color="auto"/>
+              <w:top w:val="single" w:color="auto" w:sz="4" w:space="0"/>
+              <w:left w:val="single" w:color="auto" w:sz="4" w:space="0"/>
+              <w:bottom w:val="single" w:color="auto" w:sz="4" w:space="0"/>
+              <w:right w:val="single" w:color="auto" w:sz="4" w:space="0"/>
             </w:tcBorders>
           </w:tcPr>
           <w:p>
@@ -3026,12 +3026,12 @@
         <w:tblW w:w="9990" w:type="dxa"/>
         <w:tblInd w:w="108" w:type="dxa"/>
         <w:tblBorders>
-          <w:top w:val="single" w:sz="4" w:space="0" w:color="auto"/>
-          <w:left w:val="single" w:sz="4" w:space="0" w:color="auto"/>
-          <w:bottom w:val="single" w:sz="4" w:space="0" w:color="auto"/>
-          <w:right w:val="single" w:sz="4" w:space="0" w:color="auto"/>
-          <w:insideH w:val="single" w:sz="4" w:space="0" w:color="auto"/>
-          <w:insideV w:val="single" w:sz="4" w:space="0" w:color="auto"/>
+          <w:top w:val="single" w:color="auto" w:sz="4" w:space="0"/>
+          <w:left w:val="single" w:color="auto" w:sz="4" w:space="0"/>
+          <w:bottom w:val="single" w:color="auto" w:sz="4" w:space="0"/>
+          <w:right w:val="single" w:color="auto" w:sz="4" w:space="0"/>
+          <w:insideH w:val="single" w:color="auto" w:sz="4" w:space="0"/>
+          <w:insideV w:val="single" w:color="auto" w:sz="4" w:space="0"/>
         </w:tblBorders>
         <w:tblLook w:val="01E0" w:firstRow="1" w:lastRow="1" w:firstColumn="1" w:lastColumn="1" w:noHBand="0" w:noVBand="0"/>
       </w:tblPr>
@@ -3500,12 +3500,12 @@
         <w:tblW w:w="9990" w:type="dxa"/>
         <w:tblInd w:w="108" w:type="dxa"/>
         <w:tblBorders>
-          <w:top w:val="single" w:sz="4" w:space="0" w:color="auto"/>
-          <w:left w:val="single" w:sz="4" w:space="0" w:color="auto"/>
-          <w:bottom w:val="single" w:sz="4" w:space="0" w:color="auto"/>
-          <w:right w:val="single" w:sz="4" w:space="0" w:color="auto"/>
-          <w:insideH w:val="single" w:sz="4" w:space="0" w:color="auto"/>
-          <w:insideV w:val="single" w:sz="4" w:space="0" w:color="auto"/>
+          <w:top w:val="single" w:color="auto" w:sz="4" w:space="0"/>
+          <w:left w:val="single" w:color="auto" w:sz="4" w:space="0"/>
+          <w:bottom w:val="single" w:color="auto" w:sz="4" w:space="0"/>
+          <w:right w:val="single" w:color="auto" w:sz="4" w:space="0"/>
+          <w:insideH w:val="single" w:color="auto" w:sz="4" w:space="0"/>
+          <w:insideV w:val="single" w:color="auto" w:sz="4" w:space="0"/>
         </w:tblBorders>
         <w:tblLook w:val="01E0" w:firstRow="1" w:lastRow="1" w:firstColumn="1" w:lastColumn="1" w:noHBand="0" w:noVBand="0"/>
       </w:tblPr>
@@ -4614,12 +4614,12 @@
         <w:tblW w:w="9990" w:type="dxa"/>
         <w:tblInd w:w="108" w:type="dxa"/>
         <w:tblBorders>
-          <w:top w:val="single" w:sz="4" w:space="0" w:color="auto"/>
-          <w:left w:val="single" w:sz="4" w:space="0" w:color="auto"/>
-          <w:bottom w:val="single" w:sz="4" w:space="0" w:color="auto"/>
-          <w:right w:val="single" w:sz="4" w:space="0" w:color="auto"/>
-          <w:insideH w:val="single" w:sz="4" w:space="0" w:color="auto"/>
-          <w:insideV w:val="single" w:sz="4" w:space="0" w:color="auto"/>
+          <w:top w:val="single" w:color="auto" w:sz="4" w:space="0"/>
+          <w:left w:val="single" w:color="auto" w:sz="4" w:space="0"/>
+          <w:bottom w:val="single" w:color="auto" w:sz="4" w:space="0"/>
+          <w:right w:val="single" w:color="auto" w:sz="4" w:space="0"/>
+          <w:insideH w:val="single" w:color="auto" w:sz="4" w:space="0"/>
+          <w:insideV w:val="single" w:color="auto" w:sz="4" w:space="0"/>
         </w:tblBorders>
         <w:tblLook w:val="01E0" w:firstRow="1" w:lastRow="1" w:firstColumn="1" w:lastColumn="1" w:noHBand="0" w:noVBand="0"/>
       </w:tblPr>
@@ -4633,6 +4633,7 @@
           <w:tcPr>
             <w:tcW w:w="4410" w:type="dxa"/>
             <w:gridSpan w:val="2"/>
+            <w:tcMar/>
             <w:vAlign w:val="center"/>
           </w:tcPr>
           <w:p>
@@ -4689,6 +4690,7 @@
         <w:tc>
           <w:tcPr>
             <w:tcW w:w="5580" w:type="dxa"/>
+            <w:tcMar/>
             <w:vAlign w:val="center"/>
           </w:tcPr>
           <w:p>
@@ -4761,6 +4763,7 @@
           <w:tcPr>
             <w:tcW w:w="9990" w:type="dxa"/>
             <w:gridSpan w:val="3"/>
+            <w:tcMar/>
             <w:vAlign w:val="center"/>
           </w:tcPr>
           <w:p>
@@ -4784,6 +4787,7 @@
         <w:tc>
           <w:tcPr>
             <w:tcW w:w="540" w:type="dxa"/>
+            <w:tcMar/>
             <w:vAlign w:val="center"/>
           </w:tcPr>
           <w:p>
@@ -4803,6 +4807,7 @@
           <w:tcPr>
             <w:tcW w:w="9450" w:type="dxa"/>
             <w:gridSpan w:val="2"/>
+            <w:tcMar/>
             <w:vAlign w:val="center"/>
           </w:tcPr>
           <w:p>
@@ -4827,6 +4832,7 @@
         <w:tc>
           <w:tcPr>
             <w:tcW w:w="540" w:type="dxa"/>
+            <w:tcMar/>
             <w:vAlign w:val="center"/>
           </w:tcPr>
           <w:p>
@@ -4846,6 +4852,7 @@
           <w:tcPr>
             <w:tcW w:w="9450" w:type="dxa"/>
             <w:gridSpan w:val="2"/>
+            <w:tcMar/>
             <w:vAlign w:val="center"/>
           </w:tcPr>
           <w:p>
@@ -4876,6 +4883,7 @@
         <w:tc>
           <w:tcPr>
             <w:tcW w:w="540" w:type="dxa"/>
+            <w:tcMar/>
             <w:vAlign w:val="center"/>
           </w:tcPr>
           <w:p>
@@ -4895,6 +4903,7 @@
           <w:tcPr>
             <w:tcW w:w="9450" w:type="dxa"/>
             <w:gridSpan w:val="2"/>
+            <w:tcMar/>
             <w:vAlign w:val="center"/>
           </w:tcPr>
           <w:p>
@@ -4909,68 +4918,11 @@
               </w:rPr>
               <w:t>Questions &amp; Answer session regarding Project</w:t>
             </w:r>
-          </w:p>
-        </w:tc>
-      </w:tr>
-      <w:tr>
-        <w:tc>
-          <w:tcPr>
-            <w:tcW w:w="9990" w:type="dxa"/>
-            <w:gridSpan w:val="3"/>
-            <w:vAlign w:val="center"/>
-          </w:tcPr>
-          <w:p>
-            <w:pPr>
-              <w:rPr>
-                <w:rFonts w:ascii="Calibri" w:hAnsi="Calibri" w:cs="Calibri"/>
-                <w:i/>
-              </w:rPr>
-            </w:pPr>
-            <w:r>
-              <w:rPr>
-                <w:rFonts w:ascii="Calibri" w:hAnsi="Calibri" w:cs="Calibri"/>
-                <w:i/>
-              </w:rPr>
-              <w:t>Action Items to be discussed in the next meeting:</w:t>
-            </w:r>
-          </w:p>
-        </w:tc>
-      </w:tr>
-      <w:tr>
-        <w:tc>
-          <w:tcPr>
-            <w:tcW w:w="540" w:type="dxa"/>
-            <w:vAlign w:val="center"/>
-          </w:tcPr>
-          <w:p>
-            <w:pPr>
-              <w:numPr>
-                <w:ilvl w:val="0"/>
-                <w:numId w:val="17"/>
-              </w:numPr>
-              <w:ind w:left="245" w:hanging="202"/>
-              <w:rPr>
-                <w:rFonts w:ascii="Calibri" w:hAnsi="Calibri" w:cs="Calibri"/>
-              </w:rPr>
-            </w:pPr>
-          </w:p>
-        </w:tc>
-        <w:tc>
-          <w:tcPr>
-            <w:tcW w:w="9450" w:type="dxa"/>
-            <w:gridSpan w:val="2"/>
-            <w:vAlign w:val="center"/>
-          </w:tcPr>
-          <w:p>
-            <w:pPr>
-              <w:rPr>
-                <w:rFonts w:ascii="Calibri" w:hAnsi="Calibri" w:cs="Calibri"/>
-              </w:rPr>
-            </w:pPr>
           </w:p>
         </w:tc>
       </w:tr>
     </w:tbl>
+    <w:p/>
     <w:p>
       <w:pPr>
         <w:tabs>
@@ -4985,7 +4937,7 @@
     <w:sectPr>
       <w:headerReference w:type="default" r:id="rId8"/>
       <w:footerReference w:type="default" r:id="rId9"/>
-      <w:pgSz w:w="12240" w:h="15840"/>
+      <w:pgSz w:w="12240" w:h="15840" w:orient="portrait"/>
       <w:pgMar w:top="2127" w:right="1170" w:bottom="1440" w:left="1170" w:header="720" w:footer="720" w:gutter="0"/>
       <w:cols w:space="720"/>
       <w:docGrid w:linePitch="360"/>
@@ -5022,7 +4974,7 @@
     <w:pPr>
       <w:pStyle w:val="Footer"/>
       <w:pBdr>
-        <w:top w:val="single" w:sz="4" w:space="1" w:color="auto"/>
+        <w:top w:val="single" w:color="auto" w:sz="4" w:space="1"/>
       </w:pBdr>
       <w:rPr>
         <w:rFonts w:ascii="Arial" w:hAnsi="Arial" w:cs="Arial"/>
@@ -5035,7 +4987,7 @@
     <w:pPr>
       <w:pStyle w:val="Footer"/>
       <w:pBdr>
-        <w:top w:val="single" w:sz="4" w:space="1" w:color="auto"/>
+        <w:top w:val="single" w:color="auto" w:sz="4" w:space="1"/>
       </w:pBdr>
       <w:jc w:val="center"/>
       <w:rPr>
@@ -5201,7 +5153,7 @@
         <w:szCs w:val="32"/>
       </w:rPr>
       <w:pict w14:anchorId="29AEB979">
-        <v:shapetype id="_x0000_t75" coordsize="21600,21600" o:spt="75" o:preferrelative="t" path="m@4@5l@4@11@9@11@9@5xe" filled="f" stroked="f">
+        <v:shapetype id="_x0000_t75" coordsize="21600,21600" filled="f" stroked="f" o:spt="75" o:preferrelative="t" path="m@4@5l@4@11@9@11@9@5xe">
           <v:stroke joinstyle="miter"/>
           <v:formulas>
             <v:f eqn="if lineDrawn pixelLineWidth 0"/>
@@ -5217,11 +5169,11 @@
             <v:f eqn="prod @7 21600 pixelHeight"/>
             <v:f eqn="sum @10 21600 0"/>
           </v:formulas>
-          <v:path o:extrusionok="f" gradientshapeok="t" o:connecttype="rect"/>
+          <v:path gradientshapeok="t" o:connecttype="rect" o:extrusionok="f"/>
           <o:lock v:ext="edit" aspectratio="t"/>
         </v:shapetype>
-        <v:shape id="_x0000_s1025" type="#_x0000_t75" style="position:absolute;left:0;text-align:left;margin-left:-57.65pt;margin-top:-35.55pt;width:610.4pt;height:100.2pt;z-index:251657728">
-          <v:imagedata r:id="rId1" o:title="Untitled-4"/>
+        <v:shape id="_x0000_s1025" style="position:absolute;left:0;text-align:left;margin-left:-57.65pt;margin-top:-35.55pt;width:610.4pt;height:100.2pt;z-index:251657728" type="#_x0000_t75">
+          <v:imagedata o:title="Untitled-4" r:id="rId1"/>
           <w10:wrap type="square"/>
         </v:shape>
       </w:pict>
@@ -5277,7 +5229,7 @@
     <w:pPr>
       <w:pStyle w:val="Header"/>
       <w:pBdr>
-        <w:bottom w:val="single" w:sz="4" w:space="1" w:color="auto"/>
+        <w:bottom w:val="single" w:color="auto" w:sz="4" w:space="1"/>
       </w:pBdr>
     </w:pPr>
   </w:p>
@@ -5498,7 +5450,7 @@
         <w:ind w:left="720" w:hanging="360"/>
       </w:pPr>
       <w:rPr>
-        <w:rFonts w:ascii="Symbol" w:hAnsi="Symbol" w:hint="default"/>
+        <w:rFonts w:hint="default" w:ascii="Symbol" w:hAnsi="Symbol"/>
       </w:rPr>
     </w:lvl>
     <w:lvl w:ilvl="1" w:tplc="14090003" w:tentative="1">
@@ -5510,7 +5462,7 @@
         <w:ind w:left="1440" w:hanging="360"/>
       </w:pPr>
       <w:rPr>
-        <w:rFonts w:ascii="Courier New" w:hAnsi="Courier New" w:cs="Courier New" w:hint="default"/>
+        <w:rFonts w:hint="default" w:ascii="Courier New" w:hAnsi="Courier New" w:cs="Courier New"/>
       </w:rPr>
     </w:lvl>
     <w:lvl w:ilvl="2" w:tplc="14090005" w:tentative="1">
@@ -5522,7 +5474,7 @@
         <w:ind w:left="2160" w:hanging="360"/>
       </w:pPr>
       <w:rPr>
-        <w:rFonts w:ascii="Wingdings" w:hAnsi="Wingdings" w:hint="default"/>
+        <w:rFonts w:hint="default" w:ascii="Wingdings" w:hAnsi="Wingdings"/>
       </w:rPr>
     </w:lvl>
     <w:lvl w:ilvl="3" w:tplc="14090001" w:tentative="1">
@@ -5534,7 +5486,7 @@
         <w:ind w:left="2880" w:hanging="360"/>
       </w:pPr>
       <w:rPr>
-        <w:rFonts w:ascii="Symbol" w:hAnsi="Symbol" w:hint="default"/>
+        <w:rFonts w:hint="default" w:ascii="Symbol" w:hAnsi="Symbol"/>
       </w:rPr>
     </w:lvl>
     <w:lvl w:ilvl="4" w:tplc="14090003" w:tentative="1">
@@ -5546,7 +5498,7 @@
         <w:ind w:left="3600" w:hanging="360"/>
       </w:pPr>
       <w:rPr>
-        <w:rFonts w:ascii="Courier New" w:hAnsi="Courier New" w:cs="Courier New" w:hint="default"/>
+        <w:rFonts w:hint="default" w:ascii="Courier New" w:hAnsi="Courier New" w:cs="Courier New"/>
       </w:rPr>
     </w:lvl>
     <w:lvl w:ilvl="5" w:tplc="14090005" w:tentative="1">
@@ -5558,7 +5510,7 @@
         <w:ind w:left="4320" w:hanging="360"/>
       </w:pPr>
       <w:rPr>
-        <w:rFonts w:ascii="Wingdings" w:hAnsi="Wingdings" w:hint="default"/>
+        <w:rFonts w:hint="default" w:ascii="Wingdings" w:hAnsi="Wingdings"/>
       </w:rPr>
     </w:lvl>
     <w:lvl w:ilvl="6" w:tplc="14090001" w:tentative="1">
@@ -5570,7 +5522,7 @@
         <w:ind w:left="5040" w:hanging="360"/>
       </w:pPr>
       <w:rPr>
-        <w:rFonts w:ascii="Symbol" w:hAnsi="Symbol" w:hint="default"/>
+        <w:rFonts w:hint="default" w:ascii="Symbol" w:hAnsi="Symbol"/>
       </w:rPr>
     </w:lvl>
     <w:lvl w:ilvl="7" w:tplc="14090003" w:tentative="1">
@@ -5582,7 +5534,7 @@
         <w:ind w:left="5760" w:hanging="360"/>
       </w:pPr>
       <w:rPr>
-        <w:rFonts w:ascii="Courier New" w:hAnsi="Courier New" w:cs="Courier New" w:hint="default"/>
+        <w:rFonts w:hint="default" w:ascii="Courier New" w:hAnsi="Courier New" w:cs="Courier New"/>
       </w:rPr>
     </w:lvl>
     <w:lvl w:ilvl="8" w:tplc="14090005" w:tentative="1">
@@ -5594,7 +5546,7 @@
         <w:ind w:left="6480" w:hanging="360"/>
       </w:pPr>
       <w:rPr>
-        <w:rFonts w:ascii="Wingdings" w:hAnsi="Wingdings" w:hint="default"/>
+        <w:rFonts w:hint="default" w:ascii="Wingdings" w:hAnsi="Wingdings"/>
       </w:rPr>
     </w:lvl>
   </w:abstractNum>
@@ -6774,7 +6726,7 @@
         <w:ind w:left="720" w:hanging="360"/>
       </w:pPr>
       <w:rPr>
-        <w:rFonts w:ascii="Symbol" w:hAnsi="Symbol" w:hint="default"/>
+        <w:rFonts w:hint="default" w:ascii="Symbol" w:hAnsi="Symbol"/>
       </w:rPr>
     </w:lvl>
     <w:lvl w:ilvl="1" w:tplc="14090003">
@@ -6786,7 +6738,7 @@
         <w:ind w:left="1440" w:hanging="360"/>
       </w:pPr>
       <w:rPr>
-        <w:rFonts w:ascii="Courier New" w:hAnsi="Courier New" w:cs="Courier New" w:hint="default"/>
+        <w:rFonts w:hint="default" w:ascii="Courier New" w:hAnsi="Courier New" w:cs="Courier New"/>
       </w:rPr>
     </w:lvl>
     <w:lvl w:ilvl="2" w:tplc="14090005" w:tentative="1">
@@ -6798,7 +6750,7 @@
         <w:ind w:left="2160" w:hanging="360"/>
       </w:pPr>
       <w:rPr>
-        <w:rFonts w:ascii="Wingdings" w:hAnsi="Wingdings" w:hint="default"/>
+        <w:rFonts w:hint="default" w:ascii="Wingdings" w:hAnsi="Wingdings"/>
       </w:rPr>
     </w:lvl>
     <w:lvl w:ilvl="3" w:tplc="14090001" w:tentative="1">
@@ -6810,7 +6762,7 @@
         <w:ind w:left="2880" w:hanging="360"/>
       </w:pPr>
       <w:rPr>
-        <w:rFonts w:ascii="Symbol" w:hAnsi="Symbol" w:hint="default"/>
+        <w:rFonts w:hint="default" w:ascii="Symbol" w:hAnsi="Symbol"/>
       </w:rPr>
     </w:lvl>
     <w:lvl w:ilvl="4" w:tplc="14090003" w:tentative="1">
@@ -6822,7 +6774,7 @@
         <w:ind w:left="3600" w:hanging="360"/>
       </w:pPr>
       <w:rPr>
-        <w:rFonts w:ascii="Courier New" w:hAnsi="Courier New" w:cs="Courier New" w:hint="default"/>
+        <w:rFonts w:hint="default" w:ascii="Courier New" w:hAnsi="Courier New" w:cs="Courier New"/>
       </w:rPr>
     </w:lvl>
     <w:lvl w:ilvl="5" w:tplc="14090005" w:tentative="1">
@@ -6834,7 +6786,7 @@
         <w:ind w:left="4320" w:hanging="360"/>
       </w:pPr>
       <w:rPr>
-        <w:rFonts w:ascii="Wingdings" w:hAnsi="Wingdings" w:hint="default"/>
+        <w:rFonts w:hint="default" w:ascii="Wingdings" w:hAnsi="Wingdings"/>
       </w:rPr>
     </w:lvl>
     <w:lvl w:ilvl="6" w:tplc="14090001" w:tentative="1">
@@ -6846,7 +6798,7 @@
         <w:ind w:left="5040" w:hanging="360"/>
       </w:pPr>
       <w:rPr>
-        <w:rFonts w:ascii="Symbol" w:hAnsi="Symbol" w:hint="default"/>
+        <w:rFonts w:hint="default" w:ascii="Symbol" w:hAnsi="Symbol"/>
       </w:rPr>
     </w:lvl>
     <w:lvl w:ilvl="7" w:tplc="14090003" w:tentative="1">
@@ -6858,7 +6810,7 @@
         <w:ind w:left="5760" w:hanging="360"/>
       </w:pPr>
       <w:rPr>
-        <w:rFonts w:ascii="Courier New" w:hAnsi="Courier New" w:cs="Courier New" w:hint="default"/>
+        <w:rFonts w:hint="default" w:ascii="Courier New" w:hAnsi="Courier New" w:cs="Courier New"/>
       </w:rPr>
     </w:lvl>
     <w:lvl w:ilvl="8" w:tplc="14090005" w:tentative="1">
@@ -6870,7 +6822,7 @@
         <w:ind w:left="6480" w:hanging="360"/>
       </w:pPr>
       <w:rPr>
-        <w:rFonts w:ascii="Wingdings" w:hAnsi="Wingdings" w:hint="default"/>
+        <w:rFonts w:hint="default" w:ascii="Wingdings" w:hAnsi="Wingdings"/>
       </w:rPr>
     </w:lvl>
   </w:abstractNum>
@@ -6887,7 +6839,7 @@
         <w:ind w:left="720" w:hanging="360"/>
       </w:pPr>
       <w:rPr>
-        <w:rFonts w:ascii="Calibri" w:eastAsia="Times New Roman" w:hAnsi="Calibri" w:cs="Calibri" w:hint="default"/>
+        <w:rFonts w:hint="default" w:ascii="Calibri" w:hAnsi="Calibri" w:eastAsia="Times New Roman" w:cs="Calibri"/>
       </w:rPr>
     </w:lvl>
     <w:lvl w:ilvl="1" w:tplc="14090003" w:tentative="1">
@@ -6899,7 +6851,7 @@
         <w:ind w:left="1440" w:hanging="360"/>
       </w:pPr>
       <w:rPr>
-        <w:rFonts w:ascii="Courier New" w:hAnsi="Courier New" w:cs="Courier New" w:hint="default"/>
+        <w:rFonts w:hint="default" w:ascii="Courier New" w:hAnsi="Courier New" w:cs="Courier New"/>
       </w:rPr>
     </w:lvl>
     <w:lvl w:ilvl="2" w:tplc="14090005" w:tentative="1">
@@ -6911,7 +6863,7 @@
         <w:ind w:left="2160" w:hanging="360"/>
       </w:pPr>
       <w:rPr>
-        <w:rFonts w:ascii="Wingdings" w:hAnsi="Wingdings" w:hint="default"/>
+        <w:rFonts w:hint="default" w:ascii="Wingdings" w:hAnsi="Wingdings"/>
       </w:rPr>
     </w:lvl>
     <w:lvl w:ilvl="3" w:tplc="14090001" w:tentative="1">
@@ -6923,7 +6875,7 @@
         <w:ind w:left="2880" w:hanging="360"/>
       </w:pPr>
       <w:rPr>
-        <w:rFonts w:ascii="Symbol" w:hAnsi="Symbol" w:hint="default"/>
+        <w:rFonts w:hint="default" w:ascii="Symbol" w:hAnsi="Symbol"/>
       </w:rPr>
     </w:lvl>
     <w:lvl w:ilvl="4" w:tplc="14090003" w:tentative="1">
@@ -6935,7 +6887,7 @@
         <w:ind w:left="3600" w:hanging="360"/>
       </w:pPr>
       <w:rPr>
-        <w:rFonts w:ascii="Courier New" w:hAnsi="Courier New" w:cs="Courier New" w:hint="default"/>
+        <w:rFonts w:hint="default" w:ascii="Courier New" w:hAnsi="Courier New" w:cs="Courier New"/>
       </w:rPr>
     </w:lvl>
     <w:lvl w:ilvl="5" w:tplc="14090005" w:tentative="1">
@@ -6947,7 +6899,7 @@
         <w:ind w:left="4320" w:hanging="360"/>
       </w:pPr>
       <w:rPr>
-        <w:rFonts w:ascii="Wingdings" w:hAnsi="Wingdings" w:hint="default"/>
+        <w:rFonts w:hint="default" w:ascii="Wingdings" w:hAnsi="Wingdings"/>
       </w:rPr>
     </w:lvl>
     <w:lvl w:ilvl="6" w:tplc="14090001" w:tentative="1">
@@ -6959,7 +6911,7 @@
         <w:ind w:left="5040" w:hanging="360"/>
       </w:pPr>
       <w:rPr>
-        <w:rFonts w:ascii="Symbol" w:hAnsi="Symbol" w:hint="default"/>
+        <w:rFonts w:hint="default" w:ascii="Symbol" w:hAnsi="Symbol"/>
       </w:rPr>
     </w:lvl>
     <w:lvl w:ilvl="7" w:tplc="14090003" w:tentative="1">
@@ -6971,7 +6923,7 @@
         <w:ind w:left="5760" w:hanging="360"/>
       </w:pPr>
       <w:rPr>
-        <w:rFonts w:ascii="Courier New" w:hAnsi="Courier New" w:cs="Courier New" w:hint="default"/>
+        <w:rFonts w:hint="default" w:ascii="Courier New" w:hAnsi="Courier New" w:cs="Courier New"/>
       </w:rPr>
     </w:lvl>
     <w:lvl w:ilvl="8" w:tplc="14090005" w:tentative="1">
@@ -6983,7 +6935,7 @@
         <w:ind w:left="6480" w:hanging="360"/>
       </w:pPr>
       <w:rPr>
-        <w:rFonts w:ascii="Wingdings" w:hAnsi="Wingdings" w:hint="default"/>
+        <w:rFonts w:hint="default" w:ascii="Wingdings" w:hAnsi="Wingdings"/>
       </w:rPr>
     </w:lvl>
   </w:abstractNum>
@@ -7178,7 +7130,7 @@
         <w:ind w:left="360" w:hanging="360"/>
       </w:pPr>
       <w:rPr>
-        <w:rFonts w:ascii="Wingdings" w:hAnsi="Wingdings" w:hint="default"/>
+        <w:rFonts w:hint="default" w:ascii="Wingdings" w:hAnsi="Wingdings"/>
         <w:color w:val="C00000"/>
       </w:rPr>
     </w:lvl>
@@ -7191,7 +7143,7 @@
         <w:ind w:left="1080" w:hanging="360"/>
       </w:pPr>
       <w:rPr>
-        <w:rFonts w:ascii="Courier New" w:hAnsi="Courier New" w:cs="Courier New" w:hint="default"/>
+        <w:rFonts w:hint="default" w:ascii="Courier New" w:hAnsi="Courier New" w:cs="Courier New"/>
       </w:rPr>
     </w:lvl>
     <w:lvl w:ilvl="2" w:tplc="04090005" w:tentative="1">
@@ -7203,7 +7155,7 @@
         <w:ind w:left="1800" w:hanging="360"/>
       </w:pPr>
       <w:rPr>
-        <w:rFonts w:ascii="Wingdings" w:hAnsi="Wingdings" w:hint="default"/>
+        <w:rFonts w:hint="default" w:ascii="Wingdings" w:hAnsi="Wingdings"/>
       </w:rPr>
     </w:lvl>
     <w:lvl w:ilvl="3" w:tplc="04090001" w:tentative="1">
@@ -7215,7 +7167,7 @@
         <w:ind w:left="2520" w:hanging="360"/>
       </w:pPr>
       <w:rPr>
-        <w:rFonts w:ascii="Symbol" w:hAnsi="Symbol" w:hint="default"/>
+        <w:rFonts w:hint="default" w:ascii="Symbol" w:hAnsi="Symbol"/>
       </w:rPr>
     </w:lvl>
     <w:lvl w:ilvl="4" w:tplc="04090003" w:tentative="1">
@@ -7227,7 +7179,7 @@
         <w:ind w:left="3240" w:hanging="360"/>
       </w:pPr>
       <w:rPr>
-        <w:rFonts w:ascii="Courier New" w:hAnsi="Courier New" w:cs="Courier New" w:hint="default"/>
+        <w:rFonts w:hint="default" w:ascii="Courier New" w:hAnsi="Courier New" w:cs="Courier New"/>
       </w:rPr>
     </w:lvl>
     <w:lvl w:ilvl="5" w:tplc="04090005" w:tentative="1">
@@ -7239,7 +7191,7 @@
         <w:ind w:left="3960" w:hanging="360"/>
       </w:pPr>
       <w:rPr>
-        <w:rFonts w:ascii="Wingdings" w:hAnsi="Wingdings" w:hint="default"/>
+        <w:rFonts w:hint="default" w:ascii="Wingdings" w:hAnsi="Wingdings"/>
       </w:rPr>
     </w:lvl>
     <w:lvl w:ilvl="6" w:tplc="04090001" w:tentative="1">
@@ -7251,7 +7203,7 @@
         <w:ind w:left="4680" w:hanging="360"/>
       </w:pPr>
       <w:rPr>
-        <w:rFonts w:ascii="Symbol" w:hAnsi="Symbol" w:hint="default"/>
+        <w:rFonts w:hint="default" w:ascii="Symbol" w:hAnsi="Symbol"/>
       </w:rPr>
     </w:lvl>
     <w:lvl w:ilvl="7" w:tplc="04090003" w:tentative="1">
@@ -7263,7 +7215,7 @@
         <w:ind w:left="5400" w:hanging="360"/>
       </w:pPr>
       <w:rPr>
-        <w:rFonts w:ascii="Courier New" w:hAnsi="Courier New" w:cs="Courier New" w:hint="default"/>
+        <w:rFonts w:hint="default" w:ascii="Courier New" w:hAnsi="Courier New" w:cs="Courier New"/>
       </w:rPr>
     </w:lvl>
     <w:lvl w:ilvl="8" w:tplc="04090005" w:tentative="1">
@@ -7275,7 +7227,7 @@
         <w:ind w:left="6120" w:hanging="360"/>
       </w:pPr>
       <w:rPr>
-        <w:rFonts w:ascii="Wingdings" w:hAnsi="Wingdings" w:hint="default"/>
+        <w:rFonts w:hint="default" w:ascii="Wingdings" w:hAnsi="Wingdings"/>
       </w:rPr>
     </w:lvl>
   </w:abstractNum>
@@ -7712,7 +7664,7 @@
   <w:docDefaults>
     <w:rPrDefault>
       <w:rPr>
-        <w:rFonts w:ascii="Times New Roman" w:eastAsia="Times New Roman" w:hAnsi="Times New Roman" w:cs="Times New Roman"/>
+        <w:rFonts w:ascii="Times New Roman" w:hAnsi="Times New Roman" w:eastAsia="Times New Roman" w:cs="Times New Roman"/>
         <w:lang w:val="en-NZ" w:eastAsia="ja-JP" w:bidi="ar-SA"/>
       </w:rPr>
     </w:rPrDefault>
@@ -7778,7 +7730,7 @@
     <w:lsdException w:name="Table Web 2" w:semiHidden="1" w:unhideWhenUsed="1"/>
     <w:lsdException w:name="Table Web 3" w:semiHidden="1" w:unhideWhenUsed="1"/>
     <w:lsdException w:name="Table Theme" w:semiHidden="1" w:unhideWhenUsed="1"/>
-    <w:lsdException w:name="Placeholder Text" w:semiHidden="1" w:uiPriority="99"/>
+    <w:lsdException w:name="Placeholder Text" w:uiPriority="99" w:semiHidden="1"/>
     <w:lsdException w:name="No Spacing" w:uiPriority="1" w:qFormat="1"/>
     <w:lsdException w:name="Light Shading" w:uiPriority="60"/>
     <w:lsdException w:name="Light List" w:uiPriority="61"/>
@@ -7800,7 +7752,7 @@
     <w:lsdException w:name="Medium Shading 1 Accent 1" w:uiPriority="63"/>
     <w:lsdException w:name="Medium Shading 2 Accent 1" w:uiPriority="64"/>
     <w:lsdException w:name="Medium List 1 Accent 1" w:uiPriority="65"/>
-    <w:lsdException w:name="Revision" w:semiHidden="1" w:uiPriority="99"/>
+    <w:lsdException w:name="Revision" w:uiPriority="99" w:semiHidden="1"/>
     <w:lsdException w:name="List Paragraph" w:uiPriority="34" w:qFormat="1"/>
     <w:lsdException w:name="Quote" w:uiPriority="29" w:qFormat="1"/>
     <w:lsdException w:name="Intense Quote" w:uiPriority="30" w:qFormat="1"/>
@@ -7887,8 +7839,8 @@
     <w:lsdException w:name="Subtle Reference" w:uiPriority="31" w:qFormat="1"/>
     <w:lsdException w:name="Intense Reference" w:uiPriority="32" w:qFormat="1"/>
     <w:lsdException w:name="Book Title" w:uiPriority="33" w:qFormat="1"/>
-    <w:lsdException w:name="Bibliography" w:semiHidden="1" w:uiPriority="37" w:unhideWhenUsed="1"/>
-    <w:lsdException w:name="TOC Heading" w:semiHidden="1" w:uiPriority="39" w:unhideWhenUsed="1" w:qFormat="1"/>
+    <w:lsdException w:name="Bibliography" w:uiPriority="37" w:semiHidden="1" w:unhideWhenUsed="1"/>
+    <w:lsdException w:name="TOC Heading" w:uiPriority="39" w:semiHidden="1" w:unhideWhenUsed="1" w:qFormat="1"/>
     <w:lsdException w:name="Plain Table 1" w:uiPriority="41"/>
     <w:lsdException w:name="Plain Table 2" w:uiPriority="42"/>
     <w:lsdException w:name="Plain Table 3" w:uiPriority="43"/>
@@ -7993,13 +7945,13 @@
     <w:lsdException w:name="List Table 5 Dark Accent 6" w:uiPriority="50"/>
     <w:lsdException w:name="List Table 6 Colorful Accent 6" w:uiPriority="51"/>
     <w:lsdException w:name="List Table 7 Colorful Accent 6" w:uiPriority="52"/>
-    <w:lsdException w:name="Mention" w:semiHidden="1" w:uiPriority="99" w:unhideWhenUsed="1"/>
-    <w:lsdException w:name="Smart Hyperlink" w:semiHidden="1" w:uiPriority="99" w:unhideWhenUsed="1"/>
-    <w:lsdException w:name="Hashtag" w:semiHidden="1" w:uiPriority="99" w:unhideWhenUsed="1"/>
-    <w:lsdException w:name="Unresolved Mention" w:semiHidden="1" w:uiPriority="99" w:unhideWhenUsed="1"/>
-    <w:lsdException w:name="Smart Link" w:semiHidden="1" w:uiPriority="99" w:unhideWhenUsed="1"/>
+    <w:lsdException w:name="Mention" w:uiPriority="99" w:semiHidden="1" w:unhideWhenUsed="1"/>
+    <w:lsdException w:name="Smart Hyperlink" w:uiPriority="99" w:semiHidden="1" w:unhideWhenUsed="1"/>
+    <w:lsdException w:name="Hashtag" w:uiPriority="99" w:semiHidden="1" w:unhideWhenUsed="1"/>
+    <w:lsdException w:name="Unresolved Mention" w:uiPriority="99" w:semiHidden="1" w:unhideWhenUsed="1"/>
+    <w:lsdException w:name="Smart Link" w:uiPriority="99" w:semiHidden="1" w:unhideWhenUsed="1"/>
   </w:latentStyles>
-  <w:style w:type="paragraph" w:default="1" w:styleId="Normal">
+  <w:style w:type="paragraph" w:styleId="Normal" w:default="1">
     <w:name w:val="Normal"/>
     <w:qFormat/>
     <w:rsid w:val="00040E09"/>
@@ -8009,13 +7961,13 @@
       <w:lang w:val="en-US" w:eastAsia="en-US"/>
     </w:rPr>
   </w:style>
-  <w:style w:type="character" w:default="1" w:styleId="DefaultParagraphFont">
+  <w:style w:type="character" w:styleId="DefaultParagraphFont" w:default="1">
     <w:name w:val="Default Paragraph Font"/>
     <w:uiPriority w:val="1"/>
     <w:semiHidden/>
     <w:unhideWhenUsed/>
   </w:style>
-  <w:style w:type="table" w:default="1" w:styleId="TableNormal">
+  <w:style w:type="table" w:styleId="TableNormal" w:default="1">
     <w:name w:val="Normal Table"/>
     <w:uiPriority w:val="99"/>
     <w:semiHidden/>
@@ -8030,7 +7982,7 @@
       </w:tblCellMar>
     </w:tblPr>
   </w:style>
-  <w:style w:type="numbering" w:default="1" w:styleId="NoList">
+  <w:style w:type="numbering" w:styleId="NoList" w:default="1">
     <w:name w:val="No List"/>
     <w:uiPriority w:val="99"/>
     <w:semiHidden/>
@@ -8069,12 +8021,12 @@
     <w:rsid w:val="00076A72"/>
     <w:tblPr>
       <w:tblBorders>
-        <w:top w:val="single" w:sz="4" w:space="0" w:color="auto"/>
-        <w:left w:val="single" w:sz="4" w:space="0" w:color="auto"/>
-        <w:bottom w:val="single" w:sz="4" w:space="0" w:color="auto"/>
-        <w:right w:val="single" w:sz="4" w:space="0" w:color="auto"/>
-        <w:insideH w:val="single" w:sz="4" w:space="0" w:color="auto"/>
-        <w:insideV w:val="single" w:sz="4" w:space="0" w:color="auto"/>
+        <w:top w:val="single" w:color="auto" w:sz="4" w:space="0"/>
+        <w:left w:val="single" w:color="auto" w:sz="4" w:space="0"/>
+        <w:bottom w:val="single" w:color="auto" w:sz="4" w:space="0"/>
+        <w:right w:val="single" w:color="auto" w:sz="4" w:space="0"/>
+        <w:insideH w:val="single" w:color="auto" w:sz="4" w:space="0"/>
+        <w:insideV w:val="single" w:color="auto" w:sz="4" w:space="0"/>
       </w:tblBorders>
     </w:tblPr>
   </w:style>
@@ -8089,7 +8041,7 @@
       <w:szCs w:val="16"/>
     </w:rPr>
   </w:style>
-  <w:style w:type="character" w:customStyle="1" w:styleId="BalloonTextChar">
+  <w:style w:type="character" w:styleId="BalloonTextChar" w:customStyle="1">
     <w:name w:val="Balloon Text Char"/>
     <w:link w:val="BalloonText"/>
     <w:rsid w:val="00771F13"/>
@@ -8120,12 +8072,12 @@
       <w:szCs w:val="32"/>
     </w:rPr>
   </w:style>
-  <w:style w:type="character" w:customStyle="1" w:styleId="TitleChar">
+  <w:style w:type="character" w:styleId="TitleChar" w:customStyle="1">
     <w:name w:val="Title Char"/>
     <w:link w:val="Title"/>
     <w:rsid w:val="001508A7"/>
     <w:rPr>
-      <w:rFonts w:ascii="Calibri Light" w:eastAsia="Times New Roman" w:hAnsi="Calibri Light" w:cs="Times New Roman"/>
+      <w:rFonts w:ascii="Calibri Light" w:hAnsi="Calibri Light" w:eastAsia="Times New Roman" w:cs="Times New Roman"/>
       <w:b/>
       <w:bCs/>
       <w:kern w:val="28"/>
@@ -8138,7 +8090,7 @@
 </file>
 
 <file path=word/theme/theme1.xml><?xml version="1.0" encoding="utf-8"?>
-<a:theme xmlns:a="http://schemas.openxmlformats.org/drawingml/2006/main" name="Office Theme">
+<a:theme xmlns:a="http://schemas.openxmlformats.org/drawingml/2006/main" xmlns:thm15="http://schemas.microsoft.com/office/thememl/2012/main" name="Office Theme">
   <a:themeElements>
     <a:clrScheme name="Office">
       <a:dk1>

--- a/03-Communication-and-Teamwork/Meetings/Minutes/Team-Meetings/Meeting Minutes 2025-03-20 (Team).docx
+++ b/03-Communication-and-Teamwork/Meetings/Minutes/Team-Meetings/Meeting Minutes 2025-03-20 (Team).docx
@@ -30,12 +30,12 @@
         <w:tblW w:w="9990" w:type="dxa"/>
         <w:tblInd w:w="108" w:type="dxa"/>
         <w:tblBorders>
-          <w:top w:val="single" w:color="auto" w:sz="4" w:space="0"/>
-          <w:left w:val="single" w:color="auto" w:sz="4" w:space="0"/>
-          <w:bottom w:val="single" w:color="auto" w:sz="4" w:space="0"/>
-          <w:right w:val="single" w:color="auto" w:sz="4" w:space="0"/>
-          <w:insideH w:val="single" w:color="auto" w:sz="4" w:space="0"/>
-          <w:insideV w:val="single" w:color="auto" w:sz="4" w:space="0"/>
+          <w:top w:val="single" w:sz="4" w:space="0" w:color="auto"/>
+          <w:left w:val="single" w:sz="4" w:space="0" w:color="auto"/>
+          <w:bottom w:val="single" w:sz="4" w:space="0" w:color="auto"/>
+          <w:right w:val="single" w:sz="4" w:space="0" w:color="auto"/>
+          <w:insideH w:val="single" w:sz="4" w:space="0" w:color="auto"/>
+          <w:insideV w:val="single" w:sz="4" w:space="0" w:color="auto"/>
         </w:tblBorders>
         <w:tblLook w:val="01E0" w:firstRow="1" w:lastRow="1" w:firstColumn="1" w:lastColumn="1" w:noHBand="0" w:noVBand="0"/>
       </w:tblPr>
@@ -472,7 +472,14 @@
                 <w:rFonts w:ascii="Calibri" w:hAnsi="Calibri" w:cs="Calibri"/>
                 <w:bCs/>
               </w:rPr>
-              <w:t>1.0</w:t>
+              <w:t>1.</w:t>
+            </w:r>
+            <w:r>
+              <w:rPr>
+                <w:rFonts w:ascii="Calibri" w:hAnsi="Calibri" w:cs="Calibri"/>
+                <w:bCs/>
+              </w:rPr>
+              <w:t>1</w:t>
             </w:r>
           </w:p>
         </w:tc>
@@ -540,12 +547,12 @@
         <w:tblW w:w="9990" w:type="dxa"/>
         <w:tblInd w:w="108" w:type="dxa"/>
         <w:tblBorders>
-          <w:top w:val="single" w:color="auto" w:sz="4" w:space="0"/>
-          <w:left w:val="single" w:color="auto" w:sz="4" w:space="0"/>
-          <w:bottom w:val="single" w:color="auto" w:sz="4" w:space="0"/>
-          <w:right w:val="single" w:color="auto" w:sz="4" w:space="0"/>
-          <w:insideH w:val="single" w:color="auto" w:sz="4" w:space="0"/>
-          <w:insideV w:val="single" w:color="auto" w:sz="4" w:space="0"/>
+          <w:top w:val="single" w:sz="4" w:space="0" w:color="auto"/>
+          <w:left w:val="single" w:sz="4" w:space="0" w:color="auto"/>
+          <w:bottom w:val="single" w:sz="4" w:space="0" w:color="auto"/>
+          <w:right w:val="single" w:sz="4" w:space="0" w:color="auto"/>
+          <w:insideH w:val="single" w:sz="4" w:space="0" w:color="auto"/>
+          <w:insideV w:val="single" w:sz="4" w:space="0" w:color="auto"/>
         </w:tblBorders>
         <w:tblLook w:val="01E0" w:firstRow="1" w:lastRow="1" w:firstColumn="1" w:lastColumn="1" w:noHBand="0" w:noVBand="0"/>
       </w:tblPr>
@@ -1065,12 +1072,12 @@
         <w:tblW w:w="9990" w:type="dxa"/>
         <w:tblInd w:w="108" w:type="dxa"/>
         <w:tblBorders>
-          <w:top w:val="single" w:color="auto" w:sz="4" w:space="0"/>
-          <w:left w:val="single" w:color="auto" w:sz="4" w:space="0"/>
-          <w:bottom w:val="single" w:color="auto" w:sz="4" w:space="0"/>
-          <w:right w:val="single" w:color="auto" w:sz="4" w:space="0"/>
-          <w:insideH w:val="single" w:color="auto" w:sz="4" w:space="0"/>
-          <w:insideV w:val="single" w:color="auto" w:sz="4" w:space="0"/>
+          <w:top w:val="single" w:sz="4" w:space="0" w:color="auto"/>
+          <w:left w:val="single" w:sz="4" w:space="0" w:color="auto"/>
+          <w:bottom w:val="single" w:sz="4" w:space="0" w:color="auto"/>
+          <w:right w:val="single" w:sz="4" w:space="0" w:color="auto"/>
+          <w:insideH w:val="single" w:sz="4" w:space="0" w:color="auto"/>
+          <w:insideV w:val="single" w:sz="4" w:space="0" w:color="auto"/>
         </w:tblBorders>
         <w:tblLook w:val="01E0" w:firstRow="1" w:lastRow="1" w:firstColumn="1" w:lastColumn="1" w:noHBand="0" w:noVBand="0"/>
       </w:tblPr>
@@ -1217,12 +1224,12 @@
         <w:tblW w:w="9990" w:type="dxa"/>
         <w:tblInd w:w="108" w:type="dxa"/>
         <w:tblBorders>
-          <w:top w:val="single" w:color="auto" w:sz="4" w:space="0"/>
-          <w:left w:val="single" w:color="auto" w:sz="4" w:space="0"/>
-          <w:bottom w:val="single" w:color="auto" w:sz="4" w:space="0"/>
-          <w:right w:val="single" w:color="auto" w:sz="4" w:space="0"/>
-          <w:insideH w:val="single" w:color="auto" w:sz="4" w:space="0"/>
-          <w:insideV w:val="single" w:color="auto" w:sz="4" w:space="0"/>
+          <w:top w:val="single" w:sz="4" w:space="0" w:color="auto"/>
+          <w:left w:val="single" w:sz="4" w:space="0" w:color="auto"/>
+          <w:bottom w:val="single" w:sz="4" w:space="0" w:color="auto"/>
+          <w:right w:val="single" w:sz="4" w:space="0" w:color="auto"/>
+          <w:insideH w:val="single" w:sz="4" w:space="0" w:color="auto"/>
+          <w:insideV w:val="single" w:sz="4" w:space="0" w:color="auto"/>
         </w:tblBorders>
         <w:tblLook w:val="01E0" w:firstRow="1" w:lastRow="1" w:firstColumn="1" w:lastColumn="1" w:noHBand="0" w:noVBand="0"/>
       </w:tblPr>
@@ -1517,12 +1524,12 @@
         <w:tblW w:w="9990" w:type="dxa"/>
         <w:tblInd w:w="108" w:type="dxa"/>
         <w:tblBorders>
-          <w:top w:val="single" w:color="auto" w:sz="4" w:space="0"/>
-          <w:left w:val="single" w:color="auto" w:sz="4" w:space="0"/>
-          <w:bottom w:val="single" w:color="auto" w:sz="4" w:space="0"/>
-          <w:right w:val="single" w:color="auto" w:sz="4" w:space="0"/>
-          <w:insideH w:val="single" w:color="auto" w:sz="4" w:space="0"/>
-          <w:insideV w:val="single" w:color="auto" w:sz="4" w:space="0"/>
+          <w:top w:val="single" w:sz="4" w:space="0" w:color="auto"/>
+          <w:left w:val="single" w:sz="4" w:space="0" w:color="auto"/>
+          <w:bottom w:val="single" w:sz="4" w:space="0" w:color="auto"/>
+          <w:right w:val="single" w:sz="4" w:space="0" w:color="auto"/>
+          <w:insideH w:val="single" w:sz="4" w:space="0" w:color="auto"/>
+          <w:insideV w:val="single" w:sz="4" w:space="0" w:color="auto"/>
         </w:tblBorders>
         <w:tblLook w:val="01E0" w:firstRow="1" w:lastRow="1" w:firstColumn="1" w:lastColumn="1" w:noHBand="0" w:noVBand="0"/>
       </w:tblPr>
@@ -1537,10 +1544,10 @@
           <w:tcPr>
             <w:tcW w:w="540" w:type="dxa"/>
             <w:tcBorders>
-              <w:top w:val="single" w:color="auto" w:sz="4" w:space="0"/>
-              <w:left w:val="single" w:color="auto" w:sz="4" w:space="0"/>
-              <w:bottom w:val="single" w:color="auto" w:sz="4" w:space="0"/>
-              <w:right w:val="single" w:color="auto" w:sz="4" w:space="0"/>
+              <w:top w:val="single" w:sz="4" w:space="0" w:color="auto"/>
+              <w:left w:val="single" w:sz="4" w:space="0" w:color="auto"/>
+              <w:bottom w:val="single" w:sz="4" w:space="0" w:color="auto"/>
+              <w:right w:val="single" w:sz="4" w:space="0" w:color="auto"/>
             </w:tcBorders>
             <w:shd w:val="clear" w:color="auto" w:fill="D9D9D9"/>
           </w:tcPr>
@@ -1564,10 +1571,10 @@
           <w:tcPr>
             <w:tcW w:w="5400" w:type="dxa"/>
             <w:tcBorders>
-              <w:top w:val="single" w:color="auto" w:sz="4" w:space="0"/>
-              <w:left w:val="single" w:color="auto" w:sz="4" w:space="0"/>
-              <w:bottom w:val="single" w:color="auto" w:sz="4" w:space="0"/>
-              <w:right w:val="single" w:color="auto" w:sz="4" w:space="0"/>
+              <w:top w:val="single" w:sz="4" w:space="0" w:color="auto"/>
+              <w:left w:val="single" w:sz="4" w:space="0" w:color="auto"/>
+              <w:bottom w:val="single" w:sz="4" w:space="0" w:color="auto"/>
+              <w:right w:val="single" w:sz="4" w:space="0" w:color="auto"/>
             </w:tcBorders>
             <w:shd w:val="clear" w:color="auto" w:fill="D9D9D9"/>
           </w:tcPr>
@@ -1591,10 +1598,10 @@
           <w:tcPr>
             <w:tcW w:w="1530" w:type="dxa"/>
             <w:tcBorders>
-              <w:top w:val="single" w:color="auto" w:sz="4" w:space="0"/>
-              <w:left w:val="single" w:color="auto" w:sz="4" w:space="0"/>
-              <w:bottom w:val="single" w:color="auto" w:sz="4" w:space="0"/>
-              <w:right w:val="single" w:color="auto" w:sz="4" w:space="0"/>
+              <w:top w:val="single" w:sz="4" w:space="0" w:color="auto"/>
+              <w:left w:val="single" w:sz="4" w:space="0" w:color="auto"/>
+              <w:bottom w:val="single" w:sz="4" w:space="0" w:color="auto"/>
+              <w:right w:val="single" w:sz="4" w:space="0" w:color="auto"/>
             </w:tcBorders>
             <w:shd w:val="clear" w:color="auto" w:fill="D9D9D9"/>
           </w:tcPr>
@@ -1618,10 +1625,10 @@
           <w:tcPr>
             <w:tcW w:w="2520" w:type="dxa"/>
             <w:tcBorders>
-              <w:top w:val="single" w:color="auto" w:sz="4" w:space="0"/>
-              <w:left w:val="single" w:color="auto" w:sz="4" w:space="0"/>
-              <w:bottom w:val="single" w:color="auto" w:sz="4" w:space="0"/>
-              <w:right w:val="single" w:color="auto" w:sz="4" w:space="0"/>
+              <w:top w:val="single" w:sz="4" w:space="0" w:color="auto"/>
+              <w:left w:val="single" w:sz="4" w:space="0" w:color="auto"/>
+              <w:bottom w:val="single" w:sz="4" w:space="0" w:color="auto"/>
+              <w:right w:val="single" w:sz="4" w:space="0" w:color="auto"/>
             </w:tcBorders>
             <w:shd w:val="clear" w:color="auto" w:fill="D9D9D9"/>
           </w:tcPr>
@@ -1647,10 +1654,10 @@
           <w:tcPr>
             <w:tcW w:w="540" w:type="dxa"/>
             <w:tcBorders>
-              <w:top w:val="single" w:color="auto" w:sz="4" w:space="0"/>
-              <w:left w:val="single" w:color="auto" w:sz="4" w:space="0"/>
-              <w:bottom w:val="single" w:color="auto" w:sz="4" w:space="0"/>
-              <w:right w:val="single" w:color="auto" w:sz="4" w:space="0"/>
+              <w:top w:val="single" w:sz="4" w:space="0" w:color="auto"/>
+              <w:left w:val="single" w:sz="4" w:space="0" w:color="auto"/>
+              <w:bottom w:val="single" w:sz="4" w:space="0" w:color="auto"/>
+              <w:right w:val="single" w:sz="4" w:space="0" w:color="auto"/>
             </w:tcBorders>
           </w:tcPr>
           <w:p>
@@ -1671,10 +1678,10 @@
           <w:tcPr>
             <w:tcW w:w="5400" w:type="dxa"/>
             <w:tcBorders>
-              <w:top w:val="single" w:color="auto" w:sz="4" w:space="0"/>
-              <w:left w:val="single" w:color="auto" w:sz="4" w:space="0"/>
-              <w:bottom w:val="single" w:color="auto" w:sz="4" w:space="0"/>
-              <w:right w:val="single" w:color="auto" w:sz="4" w:space="0"/>
+              <w:top w:val="single" w:sz="4" w:space="0" w:color="auto"/>
+              <w:left w:val="single" w:sz="4" w:space="0" w:color="auto"/>
+              <w:bottom w:val="single" w:sz="4" w:space="0" w:color="auto"/>
+              <w:right w:val="single" w:sz="4" w:space="0" w:color="auto"/>
             </w:tcBorders>
           </w:tcPr>
           <w:p>
@@ -1697,10 +1704,10 @@
           <w:tcPr>
             <w:tcW w:w="1530" w:type="dxa"/>
             <w:tcBorders>
-              <w:top w:val="single" w:color="auto" w:sz="4" w:space="0"/>
-              <w:left w:val="single" w:color="auto" w:sz="4" w:space="0"/>
-              <w:bottom w:val="single" w:color="auto" w:sz="4" w:space="0"/>
-              <w:right w:val="single" w:color="auto" w:sz="4" w:space="0"/>
+              <w:top w:val="single" w:sz="4" w:space="0" w:color="auto"/>
+              <w:left w:val="single" w:sz="4" w:space="0" w:color="auto"/>
+              <w:bottom w:val="single" w:sz="4" w:space="0" w:color="auto"/>
+              <w:right w:val="single" w:sz="4" w:space="0" w:color="auto"/>
             </w:tcBorders>
           </w:tcPr>
           <w:p>
@@ -1723,10 +1730,10 @@
           <w:tcPr>
             <w:tcW w:w="2520" w:type="dxa"/>
             <w:tcBorders>
-              <w:top w:val="single" w:color="auto" w:sz="4" w:space="0"/>
-              <w:left w:val="single" w:color="auto" w:sz="4" w:space="0"/>
-              <w:bottom w:val="single" w:color="auto" w:sz="4" w:space="0"/>
-              <w:right w:val="single" w:color="auto" w:sz="4" w:space="0"/>
+              <w:top w:val="single" w:sz="4" w:space="0" w:color="auto"/>
+              <w:left w:val="single" w:sz="4" w:space="0" w:color="auto"/>
+              <w:bottom w:val="single" w:sz="4" w:space="0" w:color="auto"/>
+              <w:right w:val="single" w:sz="4" w:space="0" w:color="auto"/>
             </w:tcBorders>
           </w:tcPr>
           <w:p>
@@ -1751,10 +1758,10 @@
           <w:tcPr>
             <w:tcW w:w="540" w:type="dxa"/>
             <w:tcBorders>
-              <w:top w:val="single" w:color="auto" w:sz="4" w:space="0"/>
-              <w:left w:val="single" w:color="auto" w:sz="4" w:space="0"/>
-              <w:bottom w:val="single" w:color="auto" w:sz="4" w:space="0"/>
-              <w:right w:val="single" w:color="auto" w:sz="4" w:space="0"/>
+              <w:top w:val="single" w:sz="4" w:space="0" w:color="auto"/>
+              <w:left w:val="single" w:sz="4" w:space="0" w:color="auto"/>
+              <w:bottom w:val="single" w:sz="4" w:space="0" w:color="auto"/>
+              <w:right w:val="single" w:sz="4" w:space="0" w:color="auto"/>
             </w:tcBorders>
           </w:tcPr>
           <w:p>
@@ -1775,10 +1782,10 @@
           <w:tcPr>
             <w:tcW w:w="5400" w:type="dxa"/>
             <w:tcBorders>
-              <w:top w:val="single" w:color="auto" w:sz="4" w:space="0"/>
-              <w:left w:val="single" w:color="auto" w:sz="4" w:space="0"/>
-              <w:bottom w:val="single" w:color="auto" w:sz="4" w:space="0"/>
-              <w:right w:val="single" w:color="auto" w:sz="4" w:space="0"/>
+              <w:top w:val="single" w:sz="4" w:space="0" w:color="auto"/>
+              <w:left w:val="single" w:sz="4" w:space="0" w:color="auto"/>
+              <w:bottom w:val="single" w:sz="4" w:space="0" w:color="auto"/>
+              <w:right w:val="single" w:sz="4" w:space="0" w:color="auto"/>
             </w:tcBorders>
           </w:tcPr>
           <w:p>
@@ -1808,10 +1815,10 @@
           <w:tcPr>
             <w:tcW w:w="1530" w:type="dxa"/>
             <w:tcBorders>
-              <w:top w:val="single" w:color="auto" w:sz="4" w:space="0"/>
-              <w:left w:val="single" w:color="auto" w:sz="4" w:space="0"/>
-              <w:bottom w:val="single" w:color="auto" w:sz="4" w:space="0"/>
-              <w:right w:val="single" w:color="auto" w:sz="4" w:space="0"/>
+              <w:top w:val="single" w:sz="4" w:space="0" w:color="auto"/>
+              <w:left w:val="single" w:sz="4" w:space="0" w:color="auto"/>
+              <w:bottom w:val="single" w:sz="4" w:space="0" w:color="auto"/>
+              <w:right w:val="single" w:sz="4" w:space="0" w:color="auto"/>
             </w:tcBorders>
           </w:tcPr>
           <w:p>
@@ -1834,10 +1841,10 @@
           <w:tcPr>
             <w:tcW w:w="2520" w:type="dxa"/>
             <w:tcBorders>
-              <w:top w:val="single" w:color="auto" w:sz="4" w:space="0"/>
-              <w:left w:val="single" w:color="auto" w:sz="4" w:space="0"/>
-              <w:bottom w:val="single" w:color="auto" w:sz="4" w:space="0"/>
-              <w:right w:val="single" w:color="auto" w:sz="4" w:space="0"/>
+              <w:top w:val="single" w:sz="4" w:space="0" w:color="auto"/>
+              <w:left w:val="single" w:sz="4" w:space="0" w:color="auto"/>
+              <w:bottom w:val="single" w:sz="4" w:space="0" w:color="auto"/>
+              <w:right w:val="single" w:sz="4" w:space="0" w:color="auto"/>
             </w:tcBorders>
           </w:tcPr>
           <w:p>
@@ -1862,10 +1869,10 @@
           <w:tcPr>
             <w:tcW w:w="540" w:type="dxa"/>
             <w:tcBorders>
-              <w:top w:val="single" w:color="auto" w:sz="4" w:space="0"/>
-              <w:left w:val="single" w:color="auto" w:sz="4" w:space="0"/>
-              <w:bottom w:val="single" w:color="auto" w:sz="4" w:space="0"/>
-              <w:right w:val="single" w:color="auto" w:sz="4" w:space="0"/>
+              <w:top w:val="single" w:sz="4" w:space="0" w:color="auto"/>
+              <w:left w:val="single" w:sz="4" w:space="0" w:color="auto"/>
+              <w:bottom w:val="single" w:sz="4" w:space="0" w:color="auto"/>
+              <w:right w:val="single" w:sz="4" w:space="0" w:color="auto"/>
             </w:tcBorders>
           </w:tcPr>
           <w:p>
@@ -1886,10 +1893,10 @@
           <w:tcPr>
             <w:tcW w:w="5400" w:type="dxa"/>
             <w:tcBorders>
-              <w:top w:val="single" w:color="auto" w:sz="4" w:space="0"/>
-              <w:left w:val="single" w:color="auto" w:sz="4" w:space="0"/>
-              <w:bottom w:val="single" w:color="auto" w:sz="4" w:space="0"/>
-              <w:right w:val="single" w:color="auto" w:sz="4" w:space="0"/>
+              <w:top w:val="single" w:sz="4" w:space="0" w:color="auto"/>
+              <w:left w:val="single" w:sz="4" w:space="0" w:color="auto"/>
+              <w:bottom w:val="single" w:sz="4" w:space="0" w:color="auto"/>
+              <w:right w:val="single" w:sz="4" w:space="0" w:color="auto"/>
             </w:tcBorders>
           </w:tcPr>
           <w:p>
@@ -1919,10 +1926,10 @@
           <w:tcPr>
             <w:tcW w:w="1530" w:type="dxa"/>
             <w:tcBorders>
-              <w:top w:val="single" w:color="auto" w:sz="4" w:space="0"/>
-              <w:left w:val="single" w:color="auto" w:sz="4" w:space="0"/>
-              <w:bottom w:val="single" w:color="auto" w:sz="4" w:space="0"/>
-              <w:right w:val="single" w:color="auto" w:sz="4" w:space="0"/>
+              <w:top w:val="single" w:sz="4" w:space="0" w:color="auto"/>
+              <w:left w:val="single" w:sz="4" w:space="0" w:color="auto"/>
+              <w:bottom w:val="single" w:sz="4" w:space="0" w:color="auto"/>
+              <w:right w:val="single" w:sz="4" w:space="0" w:color="auto"/>
             </w:tcBorders>
           </w:tcPr>
           <w:p>
@@ -1945,10 +1952,10 @@
           <w:tcPr>
             <w:tcW w:w="2520" w:type="dxa"/>
             <w:tcBorders>
-              <w:top w:val="single" w:color="auto" w:sz="4" w:space="0"/>
-              <w:left w:val="single" w:color="auto" w:sz="4" w:space="0"/>
-              <w:bottom w:val="single" w:color="auto" w:sz="4" w:space="0"/>
-              <w:right w:val="single" w:color="auto" w:sz="4" w:space="0"/>
+              <w:top w:val="single" w:sz="4" w:space="0" w:color="auto"/>
+              <w:left w:val="single" w:sz="4" w:space="0" w:color="auto"/>
+              <w:bottom w:val="single" w:sz="4" w:space="0" w:color="auto"/>
+              <w:right w:val="single" w:sz="4" w:space="0" w:color="auto"/>
             </w:tcBorders>
           </w:tcPr>
           <w:p>
@@ -1973,10 +1980,10 @@
           <w:tcPr>
             <w:tcW w:w="540" w:type="dxa"/>
             <w:tcBorders>
-              <w:top w:val="single" w:color="auto" w:sz="4" w:space="0"/>
-              <w:left w:val="single" w:color="auto" w:sz="4" w:space="0"/>
-              <w:bottom w:val="single" w:color="auto" w:sz="4" w:space="0"/>
-              <w:right w:val="single" w:color="auto" w:sz="4" w:space="0"/>
+              <w:top w:val="single" w:sz="4" w:space="0" w:color="auto"/>
+              <w:left w:val="single" w:sz="4" w:space="0" w:color="auto"/>
+              <w:bottom w:val="single" w:sz="4" w:space="0" w:color="auto"/>
+              <w:right w:val="single" w:sz="4" w:space="0" w:color="auto"/>
             </w:tcBorders>
           </w:tcPr>
           <w:p>
@@ -1997,10 +2004,10 @@
           <w:tcPr>
             <w:tcW w:w="5400" w:type="dxa"/>
             <w:tcBorders>
-              <w:top w:val="single" w:color="auto" w:sz="4" w:space="0"/>
-              <w:left w:val="single" w:color="auto" w:sz="4" w:space="0"/>
-              <w:bottom w:val="single" w:color="auto" w:sz="4" w:space="0"/>
-              <w:right w:val="single" w:color="auto" w:sz="4" w:space="0"/>
+              <w:top w:val="single" w:sz="4" w:space="0" w:color="auto"/>
+              <w:left w:val="single" w:sz="4" w:space="0" w:color="auto"/>
+              <w:bottom w:val="single" w:sz="4" w:space="0" w:color="auto"/>
+              <w:right w:val="single" w:sz="4" w:space="0" w:color="auto"/>
             </w:tcBorders>
           </w:tcPr>
           <w:p>
@@ -2044,10 +2051,10 @@
           <w:tcPr>
             <w:tcW w:w="1530" w:type="dxa"/>
             <w:tcBorders>
-              <w:top w:val="single" w:color="auto" w:sz="4" w:space="0"/>
-              <w:left w:val="single" w:color="auto" w:sz="4" w:space="0"/>
-              <w:bottom w:val="single" w:color="auto" w:sz="4" w:space="0"/>
-              <w:right w:val="single" w:color="auto" w:sz="4" w:space="0"/>
+              <w:top w:val="single" w:sz="4" w:space="0" w:color="auto"/>
+              <w:left w:val="single" w:sz="4" w:space="0" w:color="auto"/>
+              <w:bottom w:val="single" w:sz="4" w:space="0" w:color="auto"/>
+              <w:right w:val="single" w:sz="4" w:space="0" w:color="auto"/>
             </w:tcBorders>
           </w:tcPr>
           <w:p>
@@ -2070,10 +2077,10 @@
           <w:tcPr>
             <w:tcW w:w="2520" w:type="dxa"/>
             <w:tcBorders>
-              <w:top w:val="single" w:color="auto" w:sz="4" w:space="0"/>
-              <w:left w:val="single" w:color="auto" w:sz="4" w:space="0"/>
-              <w:bottom w:val="single" w:color="auto" w:sz="4" w:space="0"/>
-              <w:right w:val="single" w:color="auto" w:sz="4" w:space="0"/>
+              <w:top w:val="single" w:sz="4" w:space="0" w:color="auto"/>
+              <w:left w:val="single" w:sz="4" w:space="0" w:color="auto"/>
+              <w:bottom w:val="single" w:sz="4" w:space="0" w:color="auto"/>
+              <w:right w:val="single" w:sz="4" w:space="0" w:color="auto"/>
             </w:tcBorders>
           </w:tcPr>
           <w:p>
@@ -2098,10 +2105,10 @@
           <w:tcPr>
             <w:tcW w:w="540" w:type="dxa"/>
             <w:tcBorders>
-              <w:top w:val="single" w:color="auto" w:sz="4" w:space="0"/>
-              <w:left w:val="single" w:color="auto" w:sz="4" w:space="0"/>
-              <w:bottom w:val="single" w:color="auto" w:sz="4" w:space="0"/>
-              <w:right w:val="single" w:color="auto" w:sz="4" w:space="0"/>
+              <w:top w:val="single" w:sz="4" w:space="0" w:color="auto"/>
+              <w:left w:val="single" w:sz="4" w:space="0" w:color="auto"/>
+              <w:bottom w:val="single" w:sz="4" w:space="0" w:color="auto"/>
+              <w:right w:val="single" w:sz="4" w:space="0" w:color="auto"/>
             </w:tcBorders>
           </w:tcPr>
           <w:p>
@@ -2122,10 +2129,10 @@
           <w:tcPr>
             <w:tcW w:w="5400" w:type="dxa"/>
             <w:tcBorders>
-              <w:top w:val="single" w:color="auto" w:sz="4" w:space="0"/>
-              <w:left w:val="single" w:color="auto" w:sz="4" w:space="0"/>
-              <w:bottom w:val="single" w:color="auto" w:sz="4" w:space="0"/>
-              <w:right w:val="single" w:color="auto" w:sz="4" w:space="0"/>
+              <w:top w:val="single" w:sz="4" w:space="0" w:color="auto"/>
+              <w:left w:val="single" w:sz="4" w:space="0" w:color="auto"/>
+              <w:bottom w:val="single" w:sz="4" w:space="0" w:color="auto"/>
+              <w:right w:val="single" w:sz="4" w:space="0" w:color="auto"/>
             </w:tcBorders>
           </w:tcPr>
           <w:p>
@@ -2155,10 +2162,10 @@
           <w:tcPr>
             <w:tcW w:w="1530" w:type="dxa"/>
             <w:tcBorders>
-              <w:top w:val="single" w:color="auto" w:sz="4" w:space="0"/>
-              <w:left w:val="single" w:color="auto" w:sz="4" w:space="0"/>
-              <w:bottom w:val="single" w:color="auto" w:sz="4" w:space="0"/>
-              <w:right w:val="single" w:color="auto" w:sz="4" w:space="0"/>
+              <w:top w:val="single" w:sz="4" w:space="0" w:color="auto"/>
+              <w:left w:val="single" w:sz="4" w:space="0" w:color="auto"/>
+              <w:bottom w:val="single" w:sz="4" w:space="0" w:color="auto"/>
+              <w:right w:val="single" w:sz="4" w:space="0" w:color="auto"/>
             </w:tcBorders>
           </w:tcPr>
           <w:p>
@@ -2181,10 +2188,10 @@
           <w:tcPr>
             <w:tcW w:w="2520" w:type="dxa"/>
             <w:tcBorders>
-              <w:top w:val="single" w:color="auto" w:sz="4" w:space="0"/>
-              <w:left w:val="single" w:color="auto" w:sz="4" w:space="0"/>
-              <w:bottom w:val="single" w:color="auto" w:sz="4" w:space="0"/>
-              <w:right w:val="single" w:color="auto" w:sz="4" w:space="0"/>
+              <w:top w:val="single" w:sz="4" w:space="0" w:color="auto"/>
+              <w:left w:val="single" w:sz="4" w:space="0" w:color="auto"/>
+              <w:bottom w:val="single" w:sz="4" w:space="0" w:color="auto"/>
+              <w:right w:val="single" w:sz="4" w:space="0" w:color="auto"/>
             </w:tcBorders>
           </w:tcPr>
           <w:p>
@@ -2209,10 +2216,10 @@
           <w:tcPr>
             <w:tcW w:w="540" w:type="dxa"/>
             <w:tcBorders>
-              <w:top w:val="single" w:color="auto" w:sz="4" w:space="0"/>
-              <w:left w:val="single" w:color="auto" w:sz="4" w:space="0"/>
-              <w:bottom w:val="single" w:color="auto" w:sz="4" w:space="0"/>
-              <w:right w:val="single" w:color="auto" w:sz="4" w:space="0"/>
+              <w:top w:val="single" w:sz="4" w:space="0" w:color="auto"/>
+              <w:left w:val="single" w:sz="4" w:space="0" w:color="auto"/>
+              <w:bottom w:val="single" w:sz="4" w:space="0" w:color="auto"/>
+              <w:right w:val="single" w:sz="4" w:space="0" w:color="auto"/>
             </w:tcBorders>
           </w:tcPr>
           <w:p>
@@ -2233,10 +2240,10 @@
           <w:tcPr>
             <w:tcW w:w="5400" w:type="dxa"/>
             <w:tcBorders>
-              <w:top w:val="single" w:color="auto" w:sz="4" w:space="0"/>
-              <w:left w:val="single" w:color="auto" w:sz="4" w:space="0"/>
-              <w:bottom w:val="single" w:color="auto" w:sz="4" w:space="0"/>
-              <w:right w:val="single" w:color="auto" w:sz="4" w:space="0"/>
+              <w:top w:val="single" w:sz="4" w:space="0" w:color="auto"/>
+              <w:left w:val="single" w:sz="4" w:space="0" w:color="auto"/>
+              <w:bottom w:val="single" w:sz="4" w:space="0" w:color="auto"/>
+              <w:right w:val="single" w:sz="4" w:space="0" w:color="auto"/>
             </w:tcBorders>
           </w:tcPr>
           <w:p>
@@ -2273,10 +2280,10 @@
           <w:tcPr>
             <w:tcW w:w="1530" w:type="dxa"/>
             <w:tcBorders>
-              <w:top w:val="single" w:color="auto" w:sz="4" w:space="0"/>
-              <w:left w:val="single" w:color="auto" w:sz="4" w:space="0"/>
-              <w:bottom w:val="single" w:color="auto" w:sz="4" w:space="0"/>
-              <w:right w:val="single" w:color="auto" w:sz="4" w:space="0"/>
+              <w:top w:val="single" w:sz="4" w:space="0" w:color="auto"/>
+              <w:left w:val="single" w:sz="4" w:space="0" w:color="auto"/>
+              <w:bottom w:val="single" w:sz="4" w:space="0" w:color="auto"/>
+              <w:right w:val="single" w:sz="4" w:space="0" w:color="auto"/>
             </w:tcBorders>
           </w:tcPr>
           <w:p>
@@ -2299,10 +2306,10 @@
           <w:tcPr>
             <w:tcW w:w="2520" w:type="dxa"/>
             <w:tcBorders>
-              <w:top w:val="single" w:color="auto" w:sz="4" w:space="0"/>
-              <w:left w:val="single" w:color="auto" w:sz="4" w:space="0"/>
-              <w:bottom w:val="single" w:color="auto" w:sz="4" w:space="0"/>
-              <w:right w:val="single" w:color="auto" w:sz="4" w:space="0"/>
+              <w:top w:val="single" w:sz="4" w:space="0" w:color="auto"/>
+              <w:left w:val="single" w:sz="4" w:space="0" w:color="auto"/>
+              <w:bottom w:val="single" w:sz="4" w:space="0" w:color="auto"/>
+              <w:right w:val="single" w:sz="4" w:space="0" w:color="auto"/>
             </w:tcBorders>
           </w:tcPr>
           <w:p>
@@ -2327,10 +2334,10 @@
           <w:tcPr>
             <w:tcW w:w="540" w:type="dxa"/>
             <w:tcBorders>
-              <w:top w:val="single" w:color="auto" w:sz="4" w:space="0"/>
-              <w:left w:val="single" w:color="auto" w:sz="4" w:space="0"/>
-              <w:bottom w:val="single" w:color="auto" w:sz="4" w:space="0"/>
-              <w:right w:val="single" w:color="auto" w:sz="4" w:space="0"/>
+              <w:top w:val="single" w:sz="4" w:space="0" w:color="auto"/>
+              <w:left w:val="single" w:sz="4" w:space="0" w:color="auto"/>
+              <w:bottom w:val="single" w:sz="4" w:space="0" w:color="auto"/>
+              <w:right w:val="single" w:sz="4" w:space="0" w:color="auto"/>
             </w:tcBorders>
           </w:tcPr>
           <w:p>
@@ -2351,10 +2358,10 @@
           <w:tcPr>
             <w:tcW w:w="5400" w:type="dxa"/>
             <w:tcBorders>
-              <w:top w:val="single" w:color="auto" w:sz="4" w:space="0"/>
-              <w:left w:val="single" w:color="auto" w:sz="4" w:space="0"/>
-              <w:bottom w:val="single" w:color="auto" w:sz="4" w:space="0"/>
-              <w:right w:val="single" w:color="auto" w:sz="4" w:space="0"/>
+              <w:top w:val="single" w:sz="4" w:space="0" w:color="auto"/>
+              <w:left w:val="single" w:sz="4" w:space="0" w:color="auto"/>
+              <w:bottom w:val="single" w:sz="4" w:space="0" w:color="auto"/>
+              <w:right w:val="single" w:sz="4" w:space="0" w:color="auto"/>
             </w:tcBorders>
           </w:tcPr>
           <w:p>
@@ -2384,10 +2391,10 @@
           <w:tcPr>
             <w:tcW w:w="1530" w:type="dxa"/>
             <w:tcBorders>
-              <w:top w:val="single" w:color="auto" w:sz="4" w:space="0"/>
-              <w:left w:val="single" w:color="auto" w:sz="4" w:space="0"/>
-              <w:bottom w:val="single" w:color="auto" w:sz="4" w:space="0"/>
-              <w:right w:val="single" w:color="auto" w:sz="4" w:space="0"/>
+              <w:top w:val="single" w:sz="4" w:space="0" w:color="auto"/>
+              <w:left w:val="single" w:sz="4" w:space="0" w:color="auto"/>
+              <w:bottom w:val="single" w:sz="4" w:space="0" w:color="auto"/>
+              <w:right w:val="single" w:sz="4" w:space="0" w:color="auto"/>
             </w:tcBorders>
           </w:tcPr>
           <w:p>
@@ -2410,10 +2417,10 @@
           <w:tcPr>
             <w:tcW w:w="2520" w:type="dxa"/>
             <w:tcBorders>
-              <w:top w:val="single" w:color="auto" w:sz="4" w:space="0"/>
-              <w:left w:val="single" w:color="auto" w:sz="4" w:space="0"/>
-              <w:bottom w:val="single" w:color="auto" w:sz="4" w:space="0"/>
-              <w:right w:val="single" w:color="auto" w:sz="4" w:space="0"/>
+              <w:top w:val="single" w:sz="4" w:space="0" w:color="auto"/>
+              <w:left w:val="single" w:sz="4" w:space="0" w:color="auto"/>
+              <w:bottom w:val="single" w:sz="4" w:space="0" w:color="auto"/>
+              <w:right w:val="single" w:sz="4" w:space="0" w:color="auto"/>
             </w:tcBorders>
           </w:tcPr>
           <w:p>
@@ -2438,10 +2445,10 @@
           <w:tcPr>
             <w:tcW w:w="540" w:type="dxa"/>
             <w:tcBorders>
-              <w:top w:val="single" w:color="auto" w:sz="4" w:space="0"/>
-              <w:left w:val="single" w:color="auto" w:sz="4" w:space="0"/>
-              <w:bottom w:val="single" w:color="auto" w:sz="4" w:space="0"/>
-              <w:right w:val="single" w:color="auto" w:sz="4" w:space="0"/>
+              <w:top w:val="single" w:sz="4" w:space="0" w:color="auto"/>
+              <w:left w:val="single" w:sz="4" w:space="0" w:color="auto"/>
+              <w:bottom w:val="single" w:sz="4" w:space="0" w:color="auto"/>
+              <w:right w:val="single" w:sz="4" w:space="0" w:color="auto"/>
             </w:tcBorders>
           </w:tcPr>
           <w:p>
@@ -2462,10 +2469,10 @@
           <w:tcPr>
             <w:tcW w:w="5400" w:type="dxa"/>
             <w:tcBorders>
-              <w:top w:val="single" w:color="auto" w:sz="4" w:space="0"/>
-              <w:left w:val="single" w:color="auto" w:sz="4" w:space="0"/>
-              <w:bottom w:val="single" w:color="auto" w:sz="4" w:space="0"/>
-              <w:right w:val="single" w:color="auto" w:sz="4" w:space="0"/>
+              <w:top w:val="single" w:sz="4" w:space="0" w:color="auto"/>
+              <w:left w:val="single" w:sz="4" w:space="0" w:color="auto"/>
+              <w:bottom w:val="single" w:sz="4" w:space="0" w:color="auto"/>
+              <w:right w:val="single" w:sz="4" w:space="0" w:color="auto"/>
             </w:tcBorders>
           </w:tcPr>
           <w:p>
@@ -2509,10 +2516,10 @@
           <w:tcPr>
             <w:tcW w:w="1530" w:type="dxa"/>
             <w:tcBorders>
-              <w:top w:val="single" w:color="auto" w:sz="4" w:space="0"/>
-              <w:left w:val="single" w:color="auto" w:sz="4" w:space="0"/>
-              <w:bottom w:val="single" w:color="auto" w:sz="4" w:space="0"/>
-              <w:right w:val="single" w:color="auto" w:sz="4" w:space="0"/>
+              <w:top w:val="single" w:sz="4" w:space="0" w:color="auto"/>
+              <w:left w:val="single" w:sz="4" w:space="0" w:color="auto"/>
+              <w:bottom w:val="single" w:sz="4" w:space="0" w:color="auto"/>
+              <w:right w:val="single" w:sz="4" w:space="0" w:color="auto"/>
             </w:tcBorders>
           </w:tcPr>
           <w:p>
@@ -2535,10 +2542,10 @@
           <w:tcPr>
             <w:tcW w:w="2520" w:type="dxa"/>
             <w:tcBorders>
-              <w:top w:val="single" w:color="auto" w:sz="4" w:space="0"/>
-              <w:left w:val="single" w:color="auto" w:sz="4" w:space="0"/>
-              <w:bottom w:val="single" w:color="auto" w:sz="4" w:space="0"/>
-              <w:right w:val="single" w:color="auto" w:sz="4" w:space="0"/>
+              <w:top w:val="single" w:sz="4" w:space="0" w:color="auto"/>
+              <w:left w:val="single" w:sz="4" w:space="0" w:color="auto"/>
+              <w:bottom w:val="single" w:sz="4" w:space="0" w:color="auto"/>
+              <w:right w:val="single" w:sz="4" w:space="0" w:color="auto"/>
             </w:tcBorders>
           </w:tcPr>
           <w:p>
@@ -2563,10 +2570,10 @@
           <w:tcPr>
             <w:tcW w:w="540" w:type="dxa"/>
             <w:tcBorders>
-              <w:top w:val="single" w:color="auto" w:sz="4" w:space="0"/>
-              <w:left w:val="single" w:color="auto" w:sz="4" w:space="0"/>
-              <w:bottom w:val="single" w:color="auto" w:sz="4" w:space="0"/>
-              <w:right w:val="single" w:color="auto" w:sz="4" w:space="0"/>
+              <w:top w:val="single" w:sz="4" w:space="0" w:color="auto"/>
+              <w:left w:val="single" w:sz="4" w:space="0" w:color="auto"/>
+              <w:bottom w:val="single" w:sz="4" w:space="0" w:color="auto"/>
+              <w:right w:val="single" w:sz="4" w:space="0" w:color="auto"/>
             </w:tcBorders>
           </w:tcPr>
           <w:p>
@@ -2587,10 +2594,10 @@
           <w:tcPr>
             <w:tcW w:w="5400" w:type="dxa"/>
             <w:tcBorders>
-              <w:top w:val="single" w:color="auto" w:sz="4" w:space="0"/>
-              <w:left w:val="single" w:color="auto" w:sz="4" w:space="0"/>
-              <w:bottom w:val="single" w:color="auto" w:sz="4" w:space="0"/>
-              <w:right w:val="single" w:color="auto" w:sz="4" w:space="0"/>
+              <w:top w:val="single" w:sz="4" w:space="0" w:color="auto"/>
+              <w:left w:val="single" w:sz="4" w:space="0" w:color="auto"/>
+              <w:bottom w:val="single" w:sz="4" w:space="0" w:color="auto"/>
+              <w:right w:val="single" w:sz="4" w:space="0" w:color="auto"/>
             </w:tcBorders>
           </w:tcPr>
           <w:p>
@@ -2620,10 +2627,10 @@
           <w:tcPr>
             <w:tcW w:w="1530" w:type="dxa"/>
             <w:tcBorders>
-              <w:top w:val="single" w:color="auto" w:sz="4" w:space="0"/>
-              <w:left w:val="single" w:color="auto" w:sz="4" w:space="0"/>
-              <w:bottom w:val="single" w:color="auto" w:sz="4" w:space="0"/>
-              <w:right w:val="single" w:color="auto" w:sz="4" w:space="0"/>
+              <w:top w:val="single" w:sz="4" w:space="0" w:color="auto"/>
+              <w:left w:val="single" w:sz="4" w:space="0" w:color="auto"/>
+              <w:bottom w:val="single" w:sz="4" w:space="0" w:color="auto"/>
+              <w:right w:val="single" w:sz="4" w:space="0" w:color="auto"/>
             </w:tcBorders>
           </w:tcPr>
           <w:p>
@@ -2646,10 +2653,10 @@
           <w:tcPr>
             <w:tcW w:w="2520" w:type="dxa"/>
             <w:tcBorders>
-              <w:top w:val="single" w:color="auto" w:sz="4" w:space="0"/>
-              <w:left w:val="single" w:color="auto" w:sz="4" w:space="0"/>
-              <w:bottom w:val="single" w:color="auto" w:sz="4" w:space="0"/>
-              <w:right w:val="single" w:color="auto" w:sz="4" w:space="0"/>
+              <w:top w:val="single" w:sz="4" w:space="0" w:color="auto"/>
+              <w:left w:val="single" w:sz="4" w:space="0" w:color="auto"/>
+              <w:bottom w:val="single" w:sz="4" w:space="0" w:color="auto"/>
+              <w:right w:val="single" w:sz="4" w:space="0" w:color="auto"/>
             </w:tcBorders>
           </w:tcPr>
           <w:p>
@@ -2674,10 +2681,10 @@
           <w:tcPr>
             <w:tcW w:w="540" w:type="dxa"/>
             <w:tcBorders>
-              <w:top w:val="single" w:color="auto" w:sz="4" w:space="0"/>
-              <w:left w:val="single" w:color="auto" w:sz="4" w:space="0"/>
-              <w:bottom w:val="single" w:color="auto" w:sz="4" w:space="0"/>
-              <w:right w:val="single" w:color="auto" w:sz="4" w:space="0"/>
+              <w:top w:val="single" w:sz="4" w:space="0" w:color="auto"/>
+              <w:left w:val="single" w:sz="4" w:space="0" w:color="auto"/>
+              <w:bottom w:val="single" w:sz="4" w:space="0" w:color="auto"/>
+              <w:right w:val="single" w:sz="4" w:space="0" w:color="auto"/>
             </w:tcBorders>
           </w:tcPr>
           <w:p>
@@ -2698,10 +2705,10 @@
           <w:tcPr>
             <w:tcW w:w="5400" w:type="dxa"/>
             <w:tcBorders>
-              <w:top w:val="single" w:color="auto" w:sz="4" w:space="0"/>
-              <w:left w:val="single" w:color="auto" w:sz="4" w:space="0"/>
-              <w:bottom w:val="single" w:color="auto" w:sz="4" w:space="0"/>
-              <w:right w:val="single" w:color="auto" w:sz="4" w:space="0"/>
+              <w:top w:val="single" w:sz="4" w:space="0" w:color="auto"/>
+              <w:left w:val="single" w:sz="4" w:space="0" w:color="auto"/>
+              <w:bottom w:val="single" w:sz="4" w:space="0" w:color="auto"/>
+              <w:right w:val="single" w:sz="4" w:space="0" w:color="auto"/>
             </w:tcBorders>
           </w:tcPr>
           <w:p>
@@ -2731,10 +2738,10 @@
           <w:tcPr>
             <w:tcW w:w="1530" w:type="dxa"/>
             <w:tcBorders>
-              <w:top w:val="single" w:color="auto" w:sz="4" w:space="0"/>
-              <w:left w:val="single" w:color="auto" w:sz="4" w:space="0"/>
-              <w:bottom w:val="single" w:color="auto" w:sz="4" w:space="0"/>
-              <w:right w:val="single" w:color="auto" w:sz="4" w:space="0"/>
+              <w:top w:val="single" w:sz="4" w:space="0" w:color="auto"/>
+              <w:left w:val="single" w:sz="4" w:space="0" w:color="auto"/>
+              <w:bottom w:val="single" w:sz="4" w:space="0" w:color="auto"/>
+              <w:right w:val="single" w:sz="4" w:space="0" w:color="auto"/>
             </w:tcBorders>
           </w:tcPr>
           <w:p>
@@ -2757,10 +2764,10 @@
           <w:tcPr>
             <w:tcW w:w="2520" w:type="dxa"/>
             <w:tcBorders>
-              <w:top w:val="single" w:color="auto" w:sz="4" w:space="0"/>
-              <w:left w:val="single" w:color="auto" w:sz="4" w:space="0"/>
-              <w:bottom w:val="single" w:color="auto" w:sz="4" w:space="0"/>
-              <w:right w:val="single" w:color="auto" w:sz="4" w:space="0"/>
+              <w:top w:val="single" w:sz="4" w:space="0" w:color="auto"/>
+              <w:left w:val="single" w:sz="4" w:space="0" w:color="auto"/>
+              <w:bottom w:val="single" w:sz="4" w:space="0" w:color="auto"/>
+              <w:right w:val="single" w:sz="4" w:space="0" w:color="auto"/>
             </w:tcBorders>
           </w:tcPr>
           <w:p>
@@ -2785,10 +2792,10 @@
           <w:tcPr>
             <w:tcW w:w="540" w:type="dxa"/>
             <w:tcBorders>
-              <w:top w:val="single" w:color="auto" w:sz="4" w:space="0"/>
-              <w:left w:val="single" w:color="auto" w:sz="4" w:space="0"/>
-              <w:bottom w:val="single" w:color="auto" w:sz="4" w:space="0"/>
-              <w:right w:val="single" w:color="auto" w:sz="4" w:space="0"/>
+              <w:top w:val="single" w:sz="4" w:space="0" w:color="auto"/>
+              <w:left w:val="single" w:sz="4" w:space="0" w:color="auto"/>
+              <w:bottom w:val="single" w:sz="4" w:space="0" w:color="auto"/>
+              <w:right w:val="single" w:sz="4" w:space="0" w:color="auto"/>
             </w:tcBorders>
           </w:tcPr>
           <w:p>
@@ -2809,10 +2816,10 @@
           <w:tcPr>
             <w:tcW w:w="5400" w:type="dxa"/>
             <w:tcBorders>
-              <w:top w:val="single" w:color="auto" w:sz="4" w:space="0"/>
-              <w:left w:val="single" w:color="auto" w:sz="4" w:space="0"/>
-              <w:bottom w:val="single" w:color="auto" w:sz="4" w:space="0"/>
-              <w:right w:val="single" w:color="auto" w:sz="4" w:space="0"/>
+              <w:top w:val="single" w:sz="4" w:space="0" w:color="auto"/>
+              <w:left w:val="single" w:sz="4" w:space="0" w:color="auto"/>
+              <w:bottom w:val="single" w:sz="4" w:space="0" w:color="auto"/>
+              <w:right w:val="single" w:sz="4" w:space="0" w:color="auto"/>
             </w:tcBorders>
           </w:tcPr>
           <w:p>
@@ -2835,10 +2842,10 @@
           <w:tcPr>
             <w:tcW w:w="1530" w:type="dxa"/>
             <w:tcBorders>
-              <w:top w:val="single" w:color="auto" w:sz="4" w:space="0"/>
-              <w:left w:val="single" w:color="auto" w:sz="4" w:space="0"/>
-              <w:bottom w:val="single" w:color="auto" w:sz="4" w:space="0"/>
-              <w:right w:val="single" w:color="auto" w:sz="4" w:space="0"/>
+              <w:top w:val="single" w:sz="4" w:space="0" w:color="auto"/>
+              <w:left w:val="single" w:sz="4" w:space="0" w:color="auto"/>
+              <w:bottom w:val="single" w:sz="4" w:space="0" w:color="auto"/>
+              <w:right w:val="single" w:sz="4" w:space="0" w:color="auto"/>
             </w:tcBorders>
           </w:tcPr>
           <w:p>
@@ -2861,10 +2868,10 @@
           <w:tcPr>
             <w:tcW w:w="2520" w:type="dxa"/>
             <w:tcBorders>
-              <w:top w:val="single" w:color="auto" w:sz="4" w:space="0"/>
-              <w:left w:val="single" w:color="auto" w:sz="4" w:space="0"/>
-              <w:bottom w:val="single" w:color="auto" w:sz="4" w:space="0"/>
-              <w:right w:val="single" w:color="auto" w:sz="4" w:space="0"/>
+              <w:top w:val="single" w:sz="4" w:space="0" w:color="auto"/>
+              <w:left w:val="single" w:sz="4" w:space="0" w:color="auto"/>
+              <w:bottom w:val="single" w:sz="4" w:space="0" w:color="auto"/>
+              <w:right w:val="single" w:sz="4" w:space="0" w:color="auto"/>
             </w:tcBorders>
           </w:tcPr>
           <w:p>
@@ -2889,10 +2896,10 @@
           <w:tcPr>
             <w:tcW w:w="540" w:type="dxa"/>
             <w:tcBorders>
-              <w:top w:val="single" w:color="auto" w:sz="4" w:space="0"/>
-              <w:left w:val="single" w:color="auto" w:sz="4" w:space="0"/>
-              <w:bottom w:val="single" w:color="auto" w:sz="4" w:space="0"/>
-              <w:right w:val="single" w:color="auto" w:sz="4" w:space="0"/>
+              <w:top w:val="single" w:sz="4" w:space="0" w:color="auto"/>
+              <w:left w:val="single" w:sz="4" w:space="0" w:color="auto"/>
+              <w:bottom w:val="single" w:sz="4" w:space="0" w:color="auto"/>
+              <w:right w:val="single" w:sz="4" w:space="0" w:color="auto"/>
             </w:tcBorders>
           </w:tcPr>
           <w:p>
@@ -2913,10 +2920,10 @@
           <w:tcPr>
             <w:tcW w:w="5400" w:type="dxa"/>
             <w:tcBorders>
-              <w:top w:val="single" w:color="auto" w:sz="4" w:space="0"/>
-              <w:left w:val="single" w:color="auto" w:sz="4" w:space="0"/>
-              <w:bottom w:val="single" w:color="auto" w:sz="4" w:space="0"/>
-              <w:right w:val="single" w:color="auto" w:sz="4" w:space="0"/>
+              <w:top w:val="single" w:sz="4" w:space="0" w:color="auto"/>
+              <w:left w:val="single" w:sz="4" w:space="0" w:color="auto"/>
+              <w:bottom w:val="single" w:sz="4" w:space="0" w:color="auto"/>
+              <w:right w:val="single" w:sz="4" w:space="0" w:color="auto"/>
             </w:tcBorders>
           </w:tcPr>
           <w:p>
@@ -2939,10 +2946,10 @@
           <w:tcPr>
             <w:tcW w:w="1530" w:type="dxa"/>
             <w:tcBorders>
-              <w:top w:val="single" w:color="auto" w:sz="4" w:space="0"/>
-              <w:left w:val="single" w:color="auto" w:sz="4" w:space="0"/>
-              <w:bottom w:val="single" w:color="auto" w:sz="4" w:space="0"/>
-              <w:right w:val="single" w:color="auto" w:sz="4" w:space="0"/>
+              <w:top w:val="single" w:sz="4" w:space="0" w:color="auto"/>
+              <w:left w:val="single" w:sz="4" w:space="0" w:color="auto"/>
+              <w:bottom w:val="single" w:sz="4" w:space="0" w:color="auto"/>
+              <w:right w:val="single" w:sz="4" w:space="0" w:color="auto"/>
             </w:tcBorders>
           </w:tcPr>
           <w:p>
@@ -2965,10 +2972,10 @@
           <w:tcPr>
             <w:tcW w:w="2520" w:type="dxa"/>
             <w:tcBorders>
-              <w:top w:val="single" w:color="auto" w:sz="4" w:space="0"/>
-              <w:left w:val="single" w:color="auto" w:sz="4" w:space="0"/>
-              <w:bottom w:val="single" w:color="auto" w:sz="4" w:space="0"/>
-              <w:right w:val="single" w:color="auto" w:sz="4" w:space="0"/>
+              <w:top w:val="single" w:sz="4" w:space="0" w:color="auto"/>
+              <w:left w:val="single" w:sz="4" w:space="0" w:color="auto"/>
+              <w:bottom w:val="single" w:sz="4" w:space="0" w:color="auto"/>
+              <w:right w:val="single" w:sz="4" w:space="0" w:color="auto"/>
             </w:tcBorders>
           </w:tcPr>
           <w:p>
@@ -3026,12 +3033,12 @@
         <w:tblW w:w="9990" w:type="dxa"/>
         <w:tblInd w:w="108" w:type="dxa"/>
         <w:tblBorders>
-          <w:top w:val="single" w:color="auto" w:sz="4" w:space="0"/>
-          <w:left w:val="single" w:color="auto" w:sz="4" w:space="0"/>
-          <w:bottom w:val="single" w:color="auto" w:sz="4" w:space="0"/>
-          <w:right w:val="single" w:color="auto" w:sz="4" w:space="0"/>
-          <w:insideH w:val="single" w:color="auto" w:sz="4" w:space="0"/>
-          <w:insideV w:val="single" w:color="auto" w:sz="4" w:space="0"/>
+          <w:top w:val="single" w:sz="4" w:space="0" w:color="auto"/>
+          <w:left w:val="single" w:sz="4" w:space="0" w:color="auto"/>
+          <w:bottom w:val="single" w:sz="4" w:space="0" w:color="auto"/>
+          <w:right w:val="single" w:sz="4" w:space="0" w:color="auto"/>
+          <w:insideH w:val="single" w:sz="4" w:space="0" w:color="auto"/>
+          <w:insideV w:val="single" w:sz="4" w:space="0" w:color="auto"/>
         </w:tblBorders>
         <w:tblLook w:val="01E0" w:firstRow="1" w:lastRow="1" w:firstColumn="1" w:lastColumn="1" w:noHBand="0" w:noVBand="0"/>
       </w:tblPr>
@@ -3500,12 +3507,12 @@
         <w:tblW w:w="9990" w:type="dxa"/>
         <w:tblInd w:w="108" w:type="dxa"/>
         <w:tblBorders>
-          <w:top w:val="single" w:color="auto" w:sz="4" w:space="0"/>
-          <w:left w:val="single" w:color="auto" w:sz="4" w:space="0"/>
-          <w:bottom w:val="single" w:color="auto" w:sz="4" w:space="0"/>
-          <w:right w:val="single" w:color="auto" w:sz="4" w:space="0"/>
-          <w:insideH w:val="single" w:color="auto" w:sz="4" w:space="0"/>
-          <w:insideV w:val="single" w:color="auto" w:sz="4" w:space="0"/>
+          <w:top w:val="single" w:sz="4" w:space="0" w:color="auto"/>
+          <w:left w:val="single" w:sz="4" w:space="0" w:color="auto"/>
+          <w:bottom w:val="single" w:sz="4" w:space="0" w:color="auto"/>
+          <w:right w:val="single" w:sz="4" w:space="0" w:color="auto"/>
+          <w:insideH w:val="single" w:sz="4" w:space="0" w:color="auto"/>
+          <w:insideV w:val="single" w:sz="4" w:space="0" w:color="auto"/>
         </w:tblBorders>
         <w:tblLook w:val="01E0" w:firstRow="1" w:lastRow="1" w:firstColumn="1" w:lastColumn="1" w:noHBand="0" w:noVBand="0"/>
       </w:tblPr>
@@ -4614,12 +4621,12 @@
         <w:tblW w:w="9990" w:type="dxa"/>
         <w:tblInd w:w="108" w:type="dxa"/>
         <w:tblBorders>
-          <w:top w:val="single" w:color="auto" w:sz="4" w:space="0"/>
-          <w:left w:val="single" w:color="auto" w:sz="4" w:space="0"/>
-          <w:bottom w:val="single" w:color="auto" w:sz="4" w:space="0"/>
-          <w:right w:val="single" w:color="auto" w:sz="4" w:space="0"/>
-          <w:insideH w:val="single" w:color="auto" w:sz="4" w:space="0"/>
-          <w:insideV w:val="single" w:color="auto" w:sz="4" w:space="0"/>
+          <w:top w:val="single" w:sz="4" w:space="0" w:color="auto"/>
+          <w:left w:val="single" w:sz="4" w:space="0" w:color="auto"/>
+          <w:bottom w:val="single" w:sz="4" w:space="0" w:color="auto"/>
+          <w:right w:val="single" w:sz="4" w:space="0" w:color="auto"/>
+          <w:insideH w:val="single" w:sz="4" w:space="0" w:color="auto"/>
+          <w:insideV w:val="single" w:sz="4" w:space="0" w:color="auto"/>
         </w:tblBorders>
         <w:tblLook w:val="01E0" w:firstRow="1" w:lastRow="1" w:firstColumn="1" w:lastColumn="1" w:noHBand="0" w:noVBand="0"/>
       </w:tblPr>
@@ -4633,7 +4640,6 @@
           <w:tcPr>
             <w:tcW w:w="4410" w:type="dxa"/>
             <w:gridSpan w:val="2"/>
-            <w:tcMar/>
             <w:vAlign w:val="center"/>
           </w:tcPr>
           <w:p>
@@ -4690,7 +4696,6 @@
         <w:tc>
           <w:tcPr>
             <w:tcW w:w="5580" w:type="dxa"/>
-            <w:tcMar/>
             <w:vAlign w:val="center"/>
           </w:tcPr>
           <w:p>
@@ -4725,14 +4730,7 @@
                 <w:rFonts w:ascii="Calibri" w:hAnsi="Calibri" w:cs="Calibri"/>
                 <w:bCs/>
               </w:rPr>
-              <w:t>:00pm</w:t>
-            </w:r>
-            <w:r>
-              <w:rPr>
-                <w:rFonts w:ascii="Calibri" w:hAnsi="Calibri" w:cs="Calibri"/>
-                <w:bCs/>
-              </w:rPr>
-              <w:t xml:space="preserve"> </w:t>
+              <w:t xml:space="preserve">:00pm </w:t>
             </w:r>
             <w:r>
               <w:rPr>
@@ -4763,7 +4761,6 @@
           <w:tcPr>
             <w:tcW w:w="9990" w:type="dxa"/>
             <w:gridSpan w:val="3"/>
-            <w:tcMar/>
             <w:vAlign w:val="center"/>
           </w:tcPr>
           <w:p>
@@ -4787,7 +4784,6 @@
         <w:tc>
           <w:tcPr>
             <w:tcW w:w="540" w:type="dxa"/>
-            <w:tcMar/>
             <w:vAlign w:val="center"/>
           </w:tcPr>
           <w:p>
@@ -4807,7 +4803,6 @@
           <w:tcPr>
             <w:tcW w:w="9450" w:type="dxa"/>
             <w:gridSpan w:val="2"/>
-            <w:tcMar/>
             <w:vAlign w:val="center"/>
           </w:tcPr>
           <w:p>
@@ -4832,7 +4827,6 @@
         <w:tc>
           <w:tcPr>
             <w:tcW w:w="540" w:type="dxa"/>
-            <w:tcMar/>
             <w:vAlign w:val="center"/>
           </w:tcPr>
           <w:p>
@@ -4852,7 +4846,6 @@
           <w:tcPr>
             <w:tcW w:w="9450" w:type="dxa"/>
             <w:gridSpan w:val="2"/>
-            <w:tcMar/>
             <w:vAlign w:val="center"/>
           </w:tcPr>
           <w:p>
@@ -4883,7 +4876,6 @@
         <w:tc>
           <w:tcPr>
             <w:tcW w:w="540" w:type="dxa"/>
-            <w:tcMar/>
             <w:vAlign w:val="center"/>
           </w:tcPr>
           <w:p>
@@ -4903,7 +4895,6 @@
           <w:tcPr>
             <w:tcW w:w="9450" w:type="dxa"/>
             <w:gridSpan w:val="2"/>
-            <w:tcMar/>
             <w:vAlign w:val="center"/>
           </w:tcPr>
           <w:p>
@@ -4937,7 +4928,7 @@
     <w:sectPr>
       <w:headerReference w:type="default" r:id="rId8"/>
       <w:footerReference w:type="default" r:id="rId9"/>
-      <w:pgSz w:w="12240" w:h="15840" w:orient="portrait"/>
+      <w:pgSz w:w="12240" w:h="15840"/>
       <w:pgMar w:top="2127" w:right="1170" w:bottom="1440" w:left="1170" w:header="720" w:footer="720" w:gutter="0"/>
       <w:cols w:space="720"/>
       <w:docGrid w:linePitch="360"/>
@@ -4974,7 +4965,7 @@
     <w:pPr>
       <w:pStyle w:val="Footer"/>
       <w:pBdr>
-        <w:top w:val="single" w:color="auto" w:sz="4" w:space="1"/>
+        <w:top w:val="single" w:sz="4" w:space="1" w:color="auto"/>
       </w:pBdr>
       <w:rPr>
         <w:rFonts w:ascii="Arial" w:hAnsi="Arial" w:cs="Arial"/>
@@ -4987,7 +4978,7 @@
     <w:pPr>
       <w:pStyle w:val="Footer"/>
       <w:pBdr>
-        <w:top w:val="single" w:color="auto" w:sz="4" w:space="1"/>
+        <w:top w:val="single" w:sz="4" w:space="1" w:color="auto"/>
       </w:pBdr>
       <w:jc w:val="center"/>
       <w:rPr>
@@ -5153,7 +5144,7 @@
         <w:szCs w:val="32"/>
       </w:rPr>
       <w:pict w14:anchorId="29AEB979">
-        <v:shapetype id="_x0000_t75" coordsize="21600,21600" filled="f" stroked="f" o:spt="75" o:preferrelative="t" path="m@4@5l@4@11@9@11@9@5xe">
+        <v:shapetype id="_x0000_t75" coordsize="21600,21600" o:spt="75" o:preferrelative="t" path="m@4@5l@4@11@9@11@9@5xe" filled="f" stroked="f">
           <v:stroke joinstyle="miter"/>
           <v:formulas>
             <v:f eqn="if lineDrawn pixelLineWidth 0"/>
@@ -5169,11 +5160,11 @@
             <v:f eqn="prod @7 21600 pixelHeight"/>
             <v:f eqn="sum @10 21600 0"/>
           </v:formulas>
-          <v:path gradientshapeok="t" o:connecttype="rect" o:extrusionok="f"/>
+          <v:path o:extrusionok="f" gradientshapeok="t" o:connecttype="rect"/>
           <o:lock v:ext="edit" aspectratio="t"/>
         </v:shapetype>
-        <v:shape id="_x0000_s1025" style="position:absolute;left:0;text-align:left;margin-left:-57.65pt;margin-top:-35.55pt;width:610.4pt;height:100.2pt;z-index:251657728" type="#_x0000_t75">
-          <v:imagedata o:title="Untitled-4" r:id="rId1"/>
+        <v:shape id="_x0000_s1025" type="#_x0000_t75" style="position:absolute;left:0;text-align:left;margin-left:-57.65pt;margin-top:-35.55pt;width:610.4pt;height:100.2pt;z-index:251657728">
+          <v:imagedata r:id="rId1" o:title="Untitled-4"/>
           <w10:wrap type="square"/>
         </v:shape>
       </w:pict>
@@ -5229,7 +5220,7 @@
     <w:pPr>
       <w:pStyle w:val="Header"/>
       <w:pBdr>
-        <w:bottom w:val="single" w:color="auto" w:sz="4" w:space="1"/>
+        <w:bottom w:val="single" w:sz="4" w:space="1" w:color="auto"/>
       </w:pBdr>
     </w:pPr>
   </w:p>
@@ -5450,7 +5441,7 @@
         <w:ind w:left="720" w:hanging="360"/>
       </w:pPr>
       <w:rPr>
-        <w:rFonts w:hint="default" w:ascii="Symbol" w:hAnsi="Symbol"/>
+        <w:rFonts w:ascii="Symbol" w:hAnsi="Symbol" w:hint="default"/>
       </w:rPr>
     </w:lvl>
     <w:lvl w:ilvl="1" w:tplc="14090003" w:tentative="1">
@@ -5462,7 +5453,7 @@
         <w:ind w:left="1440" w:hanging="360"/>
       </w:pPr>
       <w:rPr>
-        <w:rFonts w:hint="default" w:ascii="Courier New" w:hAnsi="Courier New" w:cs="Courier New"/>
+        <w:rFonts w:ascii="Courier New" w:hAnsi="Courier New" w:cs="Courier New" w:hint="default"/>
       </w:rPr>
     </w:lvl>
     <w:lvl w:ilvl="2" w:tplc="14090005" w:tentative="1">
@@ -5474,7 +5465,7 @@
         <w:ind w:left="2160" w:hanging="360"/>
       </w:pPr>
       <w:rPr>
-        <w:rFonts w:hint="default" w:ascii="Wingdings" w:hAnsi="Wingdings"/>
+        <w:rFonts w:ascii="Wingdings" w:hAnsi="Wingdings" w:hint="default"/>
       </w:rPr>
     </w:lvl>
     <w:lvl w:ilvl="3" w:tplc="14090001" w:tentative="1">
@@ -5486,7 +5477,7 @@
         <w:ind w:left="2880" w:hanging="360"/>
       </w:pPr>
       <w:rPr>
-        <w:rFonts w:hint="default" w:ascii="Symbol" w:hAnsi="Symbol"/>
+        <w:rFonts w:ascii="Symbol" w:hAnsi="Symbol" w:hint="default"/>
       </w:rPr>
     </w:lvl>
     <w:lvl w:ilvl="4" w:tplc="14090003" w:tentative="1">
@@ -5498,7 +5489,7 @@
         <w:ind w:left="3600" w:hanging="360"/>
       </w:pPr>
       <w:rPr>
-        <w:rFonts w:hint="default" w:ascii="Courier New" w:hAnsi="Courier New" w:cs="Courier New"/>
+        <w:rFonts w:ascii="Courier New" w:hAnsi="Courier New" w:cs="Courier New" w:hint="default"/>
       </w:rPr>
     </w:lvl>
     <w:lvl w:ilvl="5" w:tplc="14090005" w:tentative="1">
@@ -5510,7 +5501,7 @@
         <w:ind w:left="4320" w:hanging="360"/>
       </w:pPr>
       <w:rPr>
-        <w:rFonts w:hint="default" w:ascii="Wingdings" w:hAnsi="Wingdings"/>
+        <w:rFonts w:ascii="Wingdings" w:hAnsi="Wingdings" w:hint="default"/>
       </w:rPr>
     </w:lvl>
     <w:lvl w:ilvl="6" w:tplc="14090001" w:tentative="1">
@@ -5522,7 +5513,7 @@
         <w:ind w:left="5040" w:hanging="360"/>
       </w:pPr>
       <w:rPr>
-        <w:rFonts w:hint="default" w:ascii="Symbol" w:hAnsi="Symbol"/>
+        <w:rFonts w:ascii="Symbol" w:hAnsi="Symbol" w:hint="default"/>
       </w:rPr>
     </w:lvl>
     <w:lvl w:ilvl="7" w:tplc="14090003" w:tentative="1">
@@ -5534,7 +5525,7 @@
         <w:ind w:left="5760" w:hanging="360"/>
       </w:pPr>
       <w:rPr>
-        <w:rFonts w:hint="default" w:ascii="Courier New" w:hAnsi="Courier New" w:cs="Courier New"/>
+        <w:rFonts w:ascii="Courier New" w:hAnsi="Courier New" w:cs="Courier New" w:hint="default"/>
       </w:rPr>
     </w:lvl>
     <w:lvl w:ilvl="8" w:tplc="14090005" w:tentative="1">
@@ -5546,7 +5537,7 @@
         <w:ind w:left="6480" w:hanging="360"/>
       </w:pPr>
       <w:rPr>
-        <w:rFonts w:hint="default" w:ascii="Wingdings" w:hAnsi="Wingdings"/>
+        <w:rFonts w:ascii="Wingdings" w:hAnsi="Wingdings" w:hint="default"/>
       </w:rPr>
     </w:lvl>
   </w:abstractNum>
@@ -6726,7 +6717,7 @@
         <w:ind w:left="720" w:hanging="360"/>
       </w:pPr>
       <w:rPr>
-        <w:rFonts w:hint="default" w:ascii="Symbol" w:hAnsi="Symbol"/>
+        <w:rFonts w:ascii="Symbol" w:hAnsi="Symbol" w:hint="default"/>
       </w:rPr>
     </w:lvl>
     <w:lvl w:ilvl="1" w:tplc="14090003">
@@ -6738,7 +6729,7 @@
         <w:ind w:left="1440" w:hanging="360"/>
       </w:pPr>
       <w:rPr>
-        <w:rFonts w:hint="default" w:ascii="Courier New" w:hAnsi="Courier New" w:cs="Courier New"/>
+        <w:rFonts w:ascii="Courier New" w:hAnsi="Courier New" w:cs="Courier New" w:hint="default"/>
       </w:rPr>
     </w:lvl>
     <w:lvl w:ilvl="2" w:tplc="14090005" w:tentative="1">
@@ -6750,7 +6741,7 @@
         <w:ind w:left="2160" w:hanging="360"/>
       </w:pPr>
       <w:rPr>
-        <w:rFonts w:hint="default" w:ascii="Wingdings" w:hAnsi="Wingdings"/>
+        <w:rFonts w:ascii="Wingdings" w:hAnsi="Wingdings" w:hint="default"/>
       </w:rPr>
     </w:lvl>
     <w:lvl w:ilvl="3" w:tplc="14090001" w:tentative="1">
@@ -6762,7 +6753,7 @@
         <w:ind w:left="2880" w:hanging="360"/>
       </w:pPr>
       <w:rPr>
-        <w:rFonts w:hint="default" w:ascii="Symbol" w:hAnsi="Symbol"/>
+        <w:rFonts w:ascii="Symbol" w:hAnsi="Symbol" w:hint="default"/>
       </w:rPr>
     </w:lvl>
     <w:lvl w:ilvl="4" w:tplc="14090003" w:tentative="1">
@@ -6774,7 +6765,7 @@
         <w:ind w:left="3600" w:hanging="360"/>
       </w:pPr>
       <w:rPr>
-        <w:rFonts w:hint="default" w:ascii="Courier New" w:hAnsi="Courier New" w:cs="Courier New"/>
+        <w:rFonts w:ascii="Courier New" w:hAnsi="Courier New" w:cs="Courier New" w:hint="default"/>
       </w:rPr>
     </w:lvl>
     <w:lvl w:ilvl="5" w:tplc="14090005" w:tentative="1">
@@ -6786,7 +6777,7 @@
         <w:ind w:left="4320" w:hanging="360"/>
       </w:pPr>
       <w:rPr>
-        <w:rFonts w:hint="default" w:ascii="Wingdings" w:hAnsi="Wingdings"/>
+        <w:rFonts w:ascii="Wingdings" w:hAnsi="Wingdings" w:hint="default"/>
       </w:rPr>
     </w:lvl>
     <w:lvl w:ilvl="6" w:tplc="14090001" w:tentative="1">
@@ -6798,7 +6789,7 @@
         <w:ind w:left="5040" w:hanging="360"/>
       </w:pPr>
       <w:rPr>
-        <w:rFonts w:hint="default" w:ascii="Symbol" w:hAnsi="Symbol"/>
+        <w:rFonts w:ascii="Symbol" w:hAnsi="Symbol" w:hint="default"/>
       </w:rPr>
     </w:lvl>
     <w:lvl w:ilvl="7" w:tplc="14090003" w:tentative="1">
@@ -6810,7 +6801,7 @@
         <w:ind w:left="5760" w:hanging="360"/>
       </w:pPr>
       <w:rPr>
-        <w:rFonts w:hint="default" w:ascii="Courier New" w:hAnsi="Courier New" w:cs="Courier New"/>
+        <w:rFonts w:ascii="Courier New" w:hAnsi="Courier New" w:cs="Courier New" w:hint="default"/>
       </w:rPr>
     </w:lvl>
     <w:lvl w:ilvl="8" w:tplc="14090005" w:tentative="1">
@@ -6822,7 +6813,7 @@
         <w:ind w:left="6480" w:hanging="360"/>
       </w:pPr>
       <w:rPr>
-        <w:rFonts w:hint="default" w:ascii="Wingdings" w:hAnsi="Wingdings"/>
+        <w:rFonts w:ascii="Wingdings" w:hAnsi="Wingdings" w:hint="default"/>
       </w:rPr>
     </w:lvl>
   </w:abstractNum>
@@ -6839,7 +6830,7 @@
         <w:ind w:left="720" w:hanging="360"/>
       </w:pPr>
       <w:rPr>
-        <w:rFonts w:hint="default" w:ascii="Calibri" w:hAnsi="Calibri" w:eastAsia="Times New Roman" w:cs="Calibri"/>
+        <w:rFonts w:ascii="Calibri" w:eastAsia="Times New Roman" w:hAnsi="Calibri" w:cs="Calibri" w:hint="default"/>
       </w:rPr>
     </w:lvl>
     <w:lvl w:ilvl="1" w:tplc="14090003" w:tentative="1">
@@ -6851,7 +6842,7 @@
         <w:ind w:left="1440" w:hanging="360"/>
       </w:pPr>
       <w:rPr>
-        <w:rFonts w:hint="default" w:ascii="Courier New" w:hAnsi="Courier New" w:cs="Courier New"/>
+        <w:rFonts w:ascii="Courier New" w:hAnsi="Courier New" w:cs="Courier New" w:hint="default"/>
       </w:rPr>
     </w:lvl>
     <w:lvl w:ilvl="2" w:tplc="14090005" w:tentative="1">
@@ -6863,7 +6854,7 @@
         <w:ind w:left="2160" w:hanging="360"/>
       </w:pPr>
       <w:rPr>
-        <w:rFonts w:hint="default" w:ascii="Wingdings" w:hAnsi="Wingdings"/>
+        <w:rFonts w:ascii="Wingdings" w:hAnsi="Wingdings" w:hint="default"/>
       </w:rPr>
     </w:lvl>
     <w:lvl w:ilvl="3" w:tplc="14090001" w:tentative="1">
@@ -6875,7 +6866,7 @@
         <w:ind w:left="2880" w:hanging="360"/>
       </w:pPr>
       <w:rPr>
-        <w:rFonts w:hint="default" w:ascii="Symbol" w:hAnsi="Symbol"/>
+        <w:rFonts w:ascii="Symbol" w:hAnsi="Symbol" w:hint="default"/>
       </w:rPr>
     </w:lvl>
     <w:lvl w:ilvl="4" w:tplc="14090003" w:tentative="1">
@@ -6887,7 +6878,7 @@
         <w:ind w:left="3600" w:hanging="360"/>
       </w:pPr>
       <w:rPr>
-        <w:rFonts w:hint="default" w:ascii="Courier New" w:hAnsi="Courier New" w:cs="Courier New"/>
+        <w:rFonts w:ascii="Courier New" w:hAnsi="Courier New" w:cs="Courier New" w:hint="default"/>
       </w:rPr>
     </w:lvl>
     <w:lvl w:ilvl="5" w:tplc="14090005" w:tentative="1">
@@ -6899,7 +6890,7 @@
         <w:ind w:left="4320" w:hanging="360"/>
       </w:pPr>
       <w:rPr>
-        <w:rFonts w:hint="default" w:ascii="Wingdings" w:hAnsi="Wingdings"/>
+        <w:rFonts w:ascii="Wingdings" w:hAnsi="Wingdings" w:hint="default"/>
       </w:rPr>
     </w:lvl>
     <w:lvl w:ilvl="6" w:tplc="14090001" w:tentative="1">
@@ -6911,7 +6902,7 @@
         <w:ind w:left="5040" w:hanging="360"/>
       </w:pPr>
       <w:rPr>
-        <w:rFonts w:hint="default" w:ascii="Symbol" w:hAnsi="Symbol"/>
+        <w:rFonts w:ascii="Symbol" w:hAnsi="Symbol" w:hint="default"/>
       </w:rPr>
     </w:lvl>
     <w:lvl w:ilvl="7" w:tplc="14090003" w:tentative="1">
@@ -6923,7 +6914,7 @@
         <w:ind w:left="5760" w:hanging="360"/>
       </w:pPr>
       <w:rPr>
-        <w:rFonts w:hint="default" w:ascii="Courier New" w:hAnsi="Courier New" w:cs="Courier New"/>
+        <w:rFonts w:ascii="Courier New" w:hAnsi="Courier New" w:cs="Courier New" w:hint="default"/>
       </w:rPr>
     </w:lvl>
     <w:lvl w:ilvl="8" w:tplc="14090005" w:tentative="1">
@@ -6935,7 +6926,7 @@
         <w:ind w:left="6480" w:hanging="360"/>
       </w:pPr>
       <w:rPr>
-        <w:rFonts w:hint="default" w:ascii="Wingdings" w:hAnsi="Wingdings"/>
+        <w:rFonts w:ascii="Wingdings" w:hAnsi="Wingdings" w:hint="default"/>
       </w:rPr>
     </w:lvl>
   </w:abstractNum>
@@ -7130,7 +7121,7 @@
         <w:ind w:left="360" w:hanging="360"/>
       </w:pPr>
       <w:rPr>
-        <w:rFonts w:hint="default" w:ascii="Wingdings" w:hAnsi="Wingdings"/>
+        <w:rFonts w:ascii="Wingdings" w:hAnsi="Wingdings" w:hint="default"/>
         <w:color w:val="C00000"/>
       </w:rPr>
     </w:lvl>
@@ -7143,7 +7134,7 @@
         <w:ind w:left="1080" w:hanging="360"/>
       </w:pPr>
       <w:rPr>
-        <w:rFonts w:hint="default" w:ascii="Courier New" w:hAnsi="Courier New" w:cs="Courier New"/>
+        <w:rFonts w:ascii="Courier New" w:hAnsi="Courier New" w:cs="Courier New" w:hint="default"/>
       </w:rPr>
     </w:lvl>
     <w:lvl w:ilvl="2" w:tplc="04090005" w:tentative="1">
@@ -7155,7 +7146,7 @@
         <w:ind w:left="1800" w:hanging="360"/>
       </w:pPr>
       <w:rPr>
-        <w:rFonts w:hint="default" w:ascii="Wingdings" w:hAnsi="Wingdings"/>
+        <w:rFonts w:ascii="Wingdings" w:hAnsi="Wingdings" w:hint="default"/>
       </w:rPr>
     </w:lvl>
     <w:lvl w:ilvl="3" w:tplc="04090001" w:tentative="1">
@@ -7167,7 +7158,7 @@
         <w:ind w:left="2520" w:hanging="360"/>
       </w:pPr>
       <w:rPr>
-        <w:rFonts w:hint="default" w:ascii="Symbol" w:hAnsi="Symbol"/>
+        <w:rFonts w:ascii="Symbol" w:hAnsi="Symbol" w:hint="default"/>
       </w:rPr>
     </w:lvl>
     <w:lvl w:ilvl="4" w:tplc="04090003" w:tentative="1">
@@ -7179,7 +7170,7 @@
         <w:ind w:left="3240" w:hanging="360"/>
       </w:pPr>
       <w:rPr>
-        <w:rFonts w:hint="default" w:ascii="Courier New" w:hAnsi="Courier New" w:cs="Courier New"/>
+        <w:rFonts w:ascii="Courier New" w:hAnsi="Courier New" w:cs="Courier New" w:hint="default"/>
       </w:rPr>
     </w:lvl>
     <w:lvl w:ilvl="5" w:tplc="04090005" w:tentative="1">
@@ -7191,7 +7182,7 @@
         <w:ind w:left="3960" w:hanging="360"/>
       </w:pPr>
       <w:rPr>
-        <w:rFonts w:hint="default" w:ascii="Wingdings" w:hAnsi="Wingdings"/>
+        <w:rFonts w:ascii="Wingdings" w:hAnsi="Wingdings" w:hint="default"/>
       </w:rPr>
     </w:lvl>
     <w:lvl w:ilvl="6" w:tplc="04090001" w:tentative="1">
@@ -7203,7 +7194,7 @@
         <w:ind w:left="4680" w:hanging="360"/>
       </w:pPr>
       <w:rPr>
-        <w:rFonts w:hint="default" w:ascii="Symbol" w:hAnsi="Symbol"/>
+        <w:rFonts w:ascii="Symbol" w:hAnsi="Symbol" w:hint="default"/>
       </w:rPr>
     </w:lvl>
     <w:lvl w:ilvl="7" w:tplc="04090003" w:tentative="1">
@@ -7215,7 +7206,7 @@
         <w:ind w:left="5400" w:hanging="360"/>
       </w:pPr>
       <w:rPr>
-        <w:rFonts w:hint="default" w:ascii="Courier New" w:hAnsi="Courier New" w:cs="Courier New"/>
+        <w:rFonts w:ascii="Courier New" w:hAnsi="Courier New" w:cs="Courier New" w:hint="default"/>
       </w:rPr>
     </w:lvl>
     <w:lvl w:ilvl="8" w:tplc="04090005" w:tentative="1">
@@ -7227,7 +7218,7 @@
         <w:ind w:left="6120" w:hanging="360"/>
       </w:pPr>
       <w:rPr>
-        <w:rFonts w:hint="default" w:ascii="Wingdings" w:hAnsi="Wingdings"/>
+        <w:rFonts w:ascii="Wingdings" w:hAnsi="Wingdings" w:hint="default"/>
       </w:rPr>
     </w:lvl>
   </w:abstractNum>
@@ -7664,7 +7655,7 @@
   <w:docDefaults>
     <w:rPrDefault>
       <w:rPr>
-        <w:rFonts w:ascii="Times New Roman" w:hAnsi="Times New Roman" w:eastAsia="Times New Roman" w:cs="Times New Roman"/>
+        <w:rFonts w:ascii="Times New Roman" w:eastAsia="Times New Roman" w:hAnsi="Times New Roman" w:cs="Times New Roman"/>
         <w:lang w:val="en-NZ" w:eastAsia="ja-JP" w:bidi="ar-SA"/>
       </w:rPr>
     </w:rPrDefault>
@@ -7730,7 +7721,7 @@
     <w:lsdException w:name="Table Web 2" w:semiHidden="1" w:unhideWhenUsed="1"/>
     <w:lsdException w:name="Table Web 3" w:semiHidden="1" w:unhideWhenUsed="1"/>
     <w:lsdException w:name="Table Theme" w:semiHidden="1" w:unhideWhenUsed="1"/>
-    <w:lsdException w:name="Placeholder Text" w:uiPriority="99" w:semiHidden="1"/>
+    <w:lsdException w:name="Placeholder Text" w:semiHidden="1" w:uiPriority="99"/>
     <w:lsdException w:name="No Spacing" w:uiPriority="1" w:qFormat="1"/>
     <w:lsdException w:name="Light Shading" w:uiPriority="60"/>
     <w:lsdException w:name="Light List" w:uiPriority="61"/>
@@ -7752,7 +7743,7 @@
     <w:lsdException w:name="Medium Shading 1 Accent 1" w:uiPriority="63"/>
     <w:lsdException w:name="Medium Shading 2 Accent 1" w:uiPriority="64"/>
     <w:lsdException w:name="Medium List 1 Accent 1" w:uiPriority="65"/>
-    <w:lsdException w:name="Revision" w:uiPriority="99" w:semiHidden="1"/>
+    <w:lsdException w:name="Revision" w:semiHidden="1" w:uiPriority="99"/>
     <w:lsdException w:name="List Paragraph" w:uiPriority="34" w:qFormat="1"/>
     <w:lsdException w:name="Quote" w:uiPriority="29" w:qFormat="1"/>
     <w:lsdException w:name="Intense Quote" w:uiPriority="30" w:qFormat="1"/>
@@ -7839,8 +7830,8 @@
     <w:lsdException w:name="Subtle Reference" w:uiPriority="31" w:qFormat="1"/>
     <w:lsdException w:name="Intense Reference" w:uiPriority="32" w:qFormat="1"/>
     <w:lsdException w:name="Book Title" w:uiPriority="33" w:qFormat="1"/>
-    <w:lsdException w:name="Bibliography" w:uiPriority="37" w:semiHidden="1" w:unhideWhenUsed="1"/>
-    <w:lsdException w:name="TOC Heading" w:uiPriority="39" w:semiHidden="1" w:unhideWhenUsed="1" w:qFormat="1"/>
+    <w:lsdException w:name="Bibliography" w:semiHidden="1" w:uiPriority="37" w:unhideWhenUsed="1"/>
+    <w:lsdException w:name="TOC Heading" w:semiHidden="1" w:uiPriority="39" w:unhideWhenUsed="1" w:qFormat="1"/>
     <w:lsdException w:name="Plain Table 1" w:uiPriority="41"/>
     <w:lsdException w:name="Plain Table 2" w:uiPriority="42"/>
     <w:lsdException w:name="Plain Table 3" w:uiPriority="43"/>
@@ -7945,13 +7936,13 @@
     <w:lsdException w:name="List Table 5 Dark Accent 6" w:uiPriority="50"/>
     <w:lsdException w:name="List Table 6 Colorful Accent 6" w:uiPriority="51"/>
     <w:lsdException w:name="List Table 7 Colorful Accent 6" w:uiPriority="52"/>
-    <w:lsdException w:name="Mention" w:uiPriority="99" w:semiHidden="1" w:unhideWhenUsed="1"/>
-    <w:lsdException w:name="Smart Hyperlink" w:uiPriority="99" w:semiHidden="1" w:unhideWhenUsed="1"/>
-    <w:lsdException w:name="Hashtag" w:uiPriority="99" w:semiHidden="1" w:unhideWhenUsed="1"/>
-    <w:lsdException w:name="Unresolved Mention" w:uiPriority="99" w:semiHidden="1" w:unhideWhenUsed="1"/>
-    <w:lsdException w:name="Smart Link" w:uiPriority="99" w:semiHidden="1" w:unhideWhenUsed="1"/>
+    <w:lsdException w:name="Mention" w:semiHidden="1" w:uiPriority="99" w:unhideWhenUsed="1"/>
+    <w:lsdException w:name="Smart Hyperlink" w:semiHidden="1" w:uiPriority="99" w:unhideWhenUsed="1"/>
+    <w:lsdException w:name="Hashtag" w:semiHidden="1" w:uiPriority="99" w:unhideWhenUsed="1"/>
+    <w:lsdException w:name="Unresolved Mention" w:semiHidden="1" w:uiPriority="99" w:unhideWhenUsed="1"/>
+    <w:lsdException w:name="Smart Link" w:semiHidden="1" w:uiPriority="99" w:unhideWhenUsed="1"/>
   </w:latentStyles>
-  <w:style w:type="paragraph" w:styleId="Normal" w:default="1">
+  <w:style w:type="paragraph" w:default="1" w:styleId="Normal">
     <w:name w:val="Normal"/>
     <w:qFormat/>
     <w:rsid w:val="00040E09"/>
@@ -7961,13 +7952,13 @@
       <w:lang w:val="en-US" w:eastAsia="en-US"/>
     </w:rPr>
   </w:style>
-  <w:style w:type="character" w:styleId="DefaultParagraphFont" w:default="1">
+  <w:style w:type="character" w:default="1" w:styleId="DefaultParagraphFont">
     <w:name w:val="Default Paragraph Font"/>
     <w:uiPriority w:val="1"/>
     <w:semiHidden/>
     <w:unhideWhenUsed/>
   </w:style>
-  <w:style w:type="table" w:styleId="TableNormal" w:default="1">
+  <w:style w:type="table" w:default="1" w:styleId="TableNormal">
     <w:name w:val="Normal Table"/>
     <w:uiPriority w:val="99"/>
     <w:semiHidden/>
@@ -7982,7 +7973,7 @@
       </w:tblCellMar>
     </w:tblPr>
   </w:style>
-  <w:style w:type="numbering" w:styleId="NoList" w:default="1">
+  <w:style w:type="numbering" w:default="1" w:styleId="NoList">
     <w:name w:val="No List"/>
     <w:uiPriority w:val="99"/>
     <w:semiHidden/>
@@ -8021,12 +8012,12 @@
     <w:rsid w:val="00076A72"/>
     <w:tblPr>
       <w:tblBorders>
-        <w:top w:val="single" w:color="auto" w:sz="4" w:space="0"/>
-        <w:left w:val="single" w:color="auto" w:sz="4" w:space="0"/>
-        <w:bottom w:val="single" w:color="auto" w:sz="4" w:space="0"/>
-        <w:right w:val="single" w:color="auto" w:sz="4" w:space="0"/>
-        <w:insideH w:val="single" w:color="auto" w:sz="4" w:space="0"/>
-        <w:insideV w:val="single" w:color="auto" w:sz="4" w:space="0"/>
+        <w:top w:val="single" w:sz="4" w:space="0" w:color="auto"/>
+        <w:left w:val="single" w:sz="4" w:space="0" w:color="auto"/>
+        <w:bottom w:val="single" w:sz="4" w:space="0" w:color="auto"/>
+        <w:right w:val="single" w:sz="4" w:space="0" w:color="auto"/>
+        <w:insideH w:val="single" w:sz="4" w:space="0" w:color="auto"/>
+        <w:insideV w:val="single" w:sz="4" w:space="0" w:color="auto"/>
       </w:tblBorders>
     </w:tblPr>
   </w:style>
@@ -8041,7 +8032,7 @@
       <w:szCs w:val="16"/>
     </w:rPr>
   </w:style>
-  <w:style w:type="character" w:styleId="BalloonTextChar" w:customStyle="1">
+  <w:style w:type="character" w:customStyle="1" w:styleId="BalloonTextChar">
     <w:name w:val="Balloon Text Char"/>
     <w:link w:val="BalloonText"/>
     <w:rsid w:val="00771F13"/>
@@ -8072,12 +8063,12 @@
       <w:szCs w:val="32"/>
     </w:rPr>
   </w:style>
-  <w:style w:type="character" w:styleId="TitleChar" w:customStyle="1">
+  <w:style w:type="character" w:customStyle="1" w:styleId="TitleChar">
     <w:name w:val="Title Char"/>
     <w:link w:val="Title"/>
     <w:rsid w:val="001508A7"/>
     <w:rPr>
-      <w:rFonts w:ascii="Calibri Light" w:hAnsi="Calibri Light" w:eastAsia="Times New Roman" w:cs="Times New Roman"/>
+      <w:rFonts w:ascii="Calibri Light" w:eastAsia="Times New Roman" w:hAnsi="Calibri Light" w:cs="Times New Roman"/>
       <w:b/>
       <w:bCs/>
       <w:kern w:val="28"/>
@@ -8090,7 +8081,7 @@
 </file>
 
 <file path=word/theme/theme1.xml><?xml version="1.0" encoding="utf-8"?>
-<a:theme xmlns:a="http://schemas.openxmlformats.org/drawingml/2006/main" xmlns:thm15="http://schemas.microsoft.com/office/thememl/2012/main" name="Office Theme">
+<a:theme xmlns:a="http://schemas.openxmlformats.org/drawingml/2006/main" name="Office Theme">
   <a:themeElements>
     <a:clrScheme name="Office">
       <a:dk1>
